--- a/docs/partner/SolarLab_SCAPS_validation_2026-06-11.docx
+++ b/docs/partner/SolarLab_SCAPS_validation_2026-06-11.docx
@@ -1884,7 +1884,7 @@
       <w:r>
         <w:drawing>
           <wp:inline>
-            <wp:extent cx="5334000" cy="3733799"/>
+            <wp:extent cx="5334000" cy="3556000"/>
             <wp:effectExtent b="0" l="0" r="0" t="0"/>
             <wp:docPr descr="ETL donor doping (ND). Grey open markers: degenerate points excluded by the detailed-balance-ceiling guard." title="" id="1" name="Picture"/>
             <a:graphic>
@@ -1905,7 +1905,7 @@
                   <pic:spPr bwMode="auto">
                     <a:xfrm>
                       <a:off x="0" y="0"/>
-                      <a:ext cx="5334000" cy="3733799"/>
+                      <a:ext cx="5334000" cy="3556000"/>
                     </a:xfrm>
                     <a:prstGeom prst="rect">
                       <a:avLst/>
@@ -2274,7 +2274,7 @@
       <w:r>
         <w:drawing>
           <wp:inline>
-            <wp:extent cx="5334000" cy="3733799"/>
+            <wp:extent cx="5334000" cy="3556000"/>
             <wp:effectExtent b="0" l="0" r="0" t="0"/>
             <wp:docPr descr="PVK donor doping (ND,PVK)." title="" id="1" name="Picture"/>
             <a:graphic>
@@ -2295,7 +2295,7 @@
                   <pic:spPr bwMode="auto">
                     <a:xfrm>
                       <a:off x="0" y="0"/>
-                      <a:ext cx="5334000" cy="3733799"/>
+                      <a:ext cx="5334000" cy="3556000"/>
                     </a:xfrm>
                     <a:prstGeom prst="rect">
                       <a:avLst/>

--- a/docs/partner/SolarLab_SCAPS_validation_2026-06-11.docx
+++ b/docs/partner/SolarLab_SCAPS_validation_2026-06-11.docx
@@ -186,25 +186,46 @@
         <w:t xml:space="preserve"> </w:t>
       </w:r>
       <w:r>
-        <w:t xml:space="preserve">flat in both solvers), one matches partially, and four remain open; every</w:t>
-      </w:r>
-      <w:r>
-        <w:t xml:space="preserve"> </w:t>
-      </w:r>
-      <w:r>
-        <w:t xml:space="preserve">physically well-posed result satisfies the governing bounds. The open items all</w:t>
-      </w:r>
-      <w:r>
-        <w:t xml:space="preserve"> </w:t>
-      </w:r>
-      <w:r>
-        <w:t xml:space="preserve">trace to one named residual — the interface-recombination channel — and are</w:t>
-      </w:r>
-      <w:r>
-        <w:t xml:space="preserve"> </w:t>
-      </w:r>
-      <w:r>
-        <w:t xml:space="preserve">documented rather than tuned away.</w:t>
+        <w:t xml:space="preserve">flat in both solvers), two match partially, and three remain open; every</w:t>
+      </w:r>
+      <w:r>
+        <w:t xml:space="preserve"> </w:t>
+      </w:r>
+      <w:r>
+        <w:t xml:space="preserve">physically well-posed result satisfies the governing bounds. Notably, the</w:t>
+      </w:r>
+      <w:r>
+        <w:t xml:space="preserve"> </w:t>
+      </w:r>
+      <w:r>
+        <w:t xml:space="preserve">perovskite bulk-defect sweeps — previously flat — now reproduce the SCAPS</w:t>
+      </w:r>
+      <w:r>
+        <w:t xml:space="preserve"> </w:t>
+      </w:r>
+      <w:r>
+        <w:t xml:space="preserve">V</w:t>
+      </w:r>
+      <w:r>
+        <w:rPr>
+          <w:vertAlign w:val="subscript"/>
+        </w:rPr>
+        <w:t xml:space="preserve">oc</w:t>
+      </w:r>
+      <w:r>
+        <w:t xml:space="preserve">/PCE descent in direction after a sweep-wiring defect was found and fixed</w:t>
+      </w:r>
+      <w:r>
+        <w:t xml:space="preserve"> </w:t>
+      </w:r>
+      <w:r>
+        <w:t xml:space="preserve">(Section 5). The remaining open items trace to one named residual — the</w:t>
+      </w:r>
+      <w:r>
+        <w:t xml:space="preserve"> </w:t>
+      </w:r>
+      <w:r>
+        <w:t xml:space="preserve">interface-recombination channel — and are documented rather than tuned away.</w:t>
       </w:r>
     </w:p>
     <w:bookmarkEnd w:id="20"/>
@@ -1492,7 +1513,7 @@
           <w:bCs/>
           <w:b/>
         </w:rPr>
-        <w:t xml:space="preserve">Partial (one).</w:t>
+        <w:t xml:space="preserve">Partial (two).</w:t>
       </w:r>
       <w:r>
         <w:t xml:space="preserve"> </w:t>
@@ -1528,7 +1549,25 @@
         <w:t xml:space="preserve"> </w:t>
       </w:r>
       <w:r>
-        <w:t xml:space="preserve">correction trades interface-sweep closure for base-point accuracy).</w:t>
+        <w:t xml:space="preserve">correction trades interface-sweep closure for base-point accuracy). The</w:t>
+      </w:r>
+      <w:r>
+        <w:t xml:space="preserve"> </w:t>
+      </w:r>
+      <w:r>
+        <w:t xml:space="preserve">perovskite-VB bulk defect-density sweep (Figure 7) now matches SCAPS in</w:t>
+      </w:r>
+      <w:r>
+        <w:t xml:space="preserve"> </w:t>
+      </w:r>
+      <w:r>
+        <w:t xml:space="preserve">direction with 41 % of its range (4.4 of 10.8 mV) after the sweep-wiring fix</w:t>
+      </w:r>
+      <w:r>
+        <w:t xml:space="preserve"> </w:t>
+      </w:r>
+      <w:r>
+        <w:t xml:space="preserve">of Section 5.</w:t>
       </w:r>
     </w:p>
     <w:p>
@@ -1540,7 +1579,7 @@
           <w:bCs/>
           <w:b/>
         </w:rPr>
-        <w:t xml:space="preserve">Open (four).</w:t>
+        <w:t xml:space="preserve">Open (three).</w:t>
       </w:r>
       <w:r>
         <w:t xml:space="preserve"> </w:t>
@@ -1606,19 +1645,25 @@
         <w:t xml:space="preserve"> </w:t>
       </w:r>
       <w:r>
-        <w:t xml:space="preserve">responds only weakly (2 of 35 mV). The perovskite-bulk CB and VB defect-density</w:t>
-      </w:r>
-      <w:r>
-        <w:t xml:space="preserve"> </w:t>
-      </w:r>
-      <w:r>
-        <w:t xml:space="preserve">sweeps (Figures 6–7) are flat in SolarLab where SCAPS shows −39 and −11 mV.</w:t>
-      </w:r>
-      <w:r>
-        <w:t xml:space="preserve"> </w:t>
-      </w:r>
-      <w:r>
-        <w:t xml:space="preserve">All four open items share one mechanism (Section 5).</w:t>
+        <w:t xml:space="preserve">responds only weakly (2 of 35 mV). The perovskite-CB bulk defect-density sweep</w:t>
+      </w:r>
+      <w:r>
+        <w:t xml:space="preserve"> </w:t>
+      </w:r>
+      <w:r>
+        <w:t xml:space="preserve">(Figure 6) now responds in the correct direction but covers only 11 % of the</w:t>
+      </w:r>
+      <w:r>
+        <w:t xml:space="preserve"> </w:t>
+      </w:r>
+      <w:r>
+        <w:t xml:space="preserve">SCAPS range (4.3 of 38.6 mV). All three open items share one mechanism</w:t>
+      </w:r>
+      <w:r>
+        <w:t xml:space="preserve"> </w:t>
+      </w:r>
+      <w:r>
+        <w:t xml:space="preserve">(Section 5).</w:t>
       </w:r>
     </w:p>
     <w:p>
@@ -2963,7 +3008,7 @@
               <w:jc w:val="left"/>
             </w:pPr>
             <w:r>
-              <w:t xml:space="preserve">PVK-CB bulk N</w:t>
+              <w:t xml:space="preserve">PVK-VB bulk N</w:t>
             </w:r>
             <w:r>
               <w:rPr>
@@ -2980,29 +3025,29 @@
               <w:jc w:val="left"/>
             </w:pPr>
             <w:r>
-              <w:t xml:space="preserve">0 mV</w:t>
-            </w:r>
-          </w:p>
-        </w:tc>
-        <w:tc>
-          <w:p>
-            <w:pPr>
-              <w:pStyle w:val="Compact"/>
-              <w:jc w:val="left"/>
-            </w:pPr>
-            <w:r>
-              <w:t xml:space="preserve">39 mV</w:t>
-            </w:r>
-          </w:p>
-        </w:tc>
-        <w:tc>
-          <w:p>
-            <w:pPr>
-              <w:pStyle w:val="Compact"/>
-              <w:jc w:val="left"/>
-            </w:pPr>
-            <w:r>
-              <w:t xml:space="preserve">open (masked)</w:t>
+              <w:t xml:space="preserve">4.4 mV</w:t>
+            </w:r>
+          </w:p>
+        </w:tc>
+        <w:tc>
+          <w:p>
+            <w:pPr>
+              <w:pStyle w:val="Compact"/>
+              <w:jc w:val="left"/>
+            </w:pPr>
+            <w:r>
+              <w:t xml:space="preserve">11 mV</w:t>
+            </w:r>
+          </w:p>
+        </w:tc>
+        <w:tc>
+          <w:p>
+            <w:pPr>
+              <w:pStyle w:val="Compact"/>
+              <w:jc w:val="left"/>
+            </w:pPr>
+            <w:r>
+              <w:t xml:space="preserve">partial (41 %)</w:t>
             </w:r>
           </w:p>
         </w:tc>
@@ -3026,7 +3071,7 @@
               <w:jc w:val="left"/>
             </w:pPr>
             <w:r>
-              <w:t xml:space="preserve">PVK-VB bulk N</w:t>
+              <w:t xml:space="preserve">PVK-CB bulk N</w:t>
             </w:r>
             <w:r>
               <w:rPr>
@@ -3043,29 +3088,29 @@
               <w:jc w:val="left"/>
             </w:pPr>
             <w:r>
-              <w:t xml:space="preserve">0 mV</w:t>
-            </w:r>
-          </w:p>
-        </w:tc>
-        <w:tc>
-          <w:p>
-            <w:pPr>
-              <w:pStyle w:val="Compact"/>
-              <w:jc w:val="left"/>
-            </w:pPr>
-            <w:r>
-              <w:t xml:space="preserve">11 mV</w:t>
-            </w:r>
-          </w:p>
-        </w:tc>
-        <w:tc>
-          <w:p>
-            <w:pPr>
-              <w:pStyle w:val="Compact"/>
-              <w:jc w:val="left"/>
-            </w:pPr>
-            <w:r>
-              <w:t xml:space="preserve">open (masked)</w:t>
+              <w:t xml:space="preserve">4.3 mV</w:t>
+            </w:r>
+          </w:p>
+        </w:tc>
+        <w:tc>
+          <w:p>
+            <w:pPr>
+              <w:pStyle w:val="Compact"/>
+              <w:jc w:val="left"/>
+            </w:pPr>
+            <w:r>
+              <w:t xml:space="preserve">39 mV</w:t>
+            </w:r>
+          </w:p>
+        </w:tc>
+        <w:tc>
+          <w:p>
+            <w:pPr>
+              <w:pStyle w:val="Compact"/>
+              <w:jc w:val="left"/>
+            </w:pPr>
+            <w:r>
+              <w:t xml:space="preserve">open (direction match, 11 %)</w:t>
             </w:r>
           </w:p>
         </w:tc>
@@ -3312,6 +3357,166 @@
           <w:bCs/>
           <w:b/>
         </w:rPr>
+        <w:t xml:space="preserve">The bulk-defect sweeps: a sweep-wiring defect, found and fixed.</w:t>
+      </w:r>
+      <w:r>
+        <w:t xml:space="preserve"> </w:t>
+      </w:r>
+      <w:r>
+        <w:t xml:space="preserve">The</w:t>
+      </w:r>
+      <w:r>
+        <w:t xml:space="preserve"> </w:t>
+      </w:r>
+      <w:r>
+        <w:t xml:space="preserve">previous revision reported the perovskite CB/VB bulk defect-density sweeps as</w:t>
+      </w:r>
+      <w:r>
+        <w:t xml:space="preserve"> </w:t>
+      </w:r>
+      <w:r>
+        <w:t xml:space="preserve">fully masked (0 mV). Most of that flatness was an artifact: the sweep machinery</w:t>
+      </w:r>
+      <w:r>
+        <w:t xml:space="preserve"> </w:t>
+      </w:r>
+      <w:r>
+        <w:t xml:space="preserve">ratio-scaled the bulk SRH lifetime against a hardcoded absolute reference of</w:t>
+      </w:r>
+      <w:r>
+        <w:t xml:space="preserve"> </w:t>
+      </w:r>
+      <w:r>
+        <w:t xml:space="preserve">10</w:t>
+      </w:r>
+      <w:r>
+        <w:rPr>
+          <w:vertAlign w:val="superscript"/>
+        </w:rPr>
+        <w:t xml:space="preserve">16</w:t>
+      </w:r>
+      <w:r>
+        <w:t xml:space="preserve"> </w:t>
+      </w:r>
+      <w:r>
+        <w:t xml:space="preserve">cm</w:t>
+      </w:r>
+      <w:r>
+        <w:rPr>
+          <w:vertAlign w:val="superscript"/>
+        </w:rPr>
+        <w:t xml:space="preserve">−3</w:t>
+      </w:r>
+      <w:r>
+        <w:t xml:space="preserve">, while the configuration’s base lifetime corresponds to its</w:t>
+      </w:r>
+      <w:r>
+        <w:t xml:space="preserve"> </w:t>
+      </w:r>
+      <w:r>
+        <w:t xml:space="preserve">declared 10</w:t>
+      </w:r>
+      <w:r>
+        <w:rPr>
+          <w:vertAlign w:val="superscript"/>
+        </w:rPr>
+        <w:t xml:space="preserve">12</w:t>
+      </w:r>
+      <w:r>
+        <w:t xml:space="preserve"> </w:t>
+      </w:r>
+      <w:r>
+        <w:t xml:space="preserve">cm</w:t>
+      </w:r>
+      <w:r>
+        <w:rPr>
+          <w:vertAlign w:val="superscript"/>
+        </w:rPr>
+        <w:t xml:space="preserve">−3</w:t>
+      </w:r>
+      <w:r>
+        <w:t xml:space="preserve"> </w:t>
+      </w:r>
+      <w:r>
+        <w:t xml:space="preserve">defects — so every swept point in the partner range ran</w:t>
+      </w:r>
+      <w:r>
+        <w:t xml:space="preserve"> </w:t>
+      </w:r>
+      <w:r>
+        <w:t xml:space="preserve">with a</w:t>
+      </w:r>
+      <w:r>
+        <w:t xml:space="preserve"> </w:t>
+      </w:r>
+      <w:r>
+        <w:rPr>
+          <w:iCs/>
+          <w:i/>
+        </w:rPr>
+        <w:t xml:space="preserve">longer</w:t>
+      </w:r>
+      <w:r>
+        <w:t xml:space="preserve"> </w:t>
+      </w:r>
+      <w:r>
+        <w:t xml:space="preserve">lifetime than the baseline and the recombination knob was never</w:t>
+      </w:r>
+      <w:r>
+        <w:t xml:space="preserve"> </w:t>
+      </w:r>
+      <w:r>
+        <w:t xml:space="preserve">actually turned. With the lifetime now ratio-scaled off the configuration’s own</w:t>
+      </w:r>
+      <w:r>
+        <w:t xml:space="preserve"> </w:t>
+      </w:r>
+      <w:r>
+        <w:t xml:space="preserve">declared density, both sweeps reproduce the SCAPS V</w:t>
+      </w:r>
+      <w:r>
+        <w:rPr>
+          <w:vertAlign w:val="subscript"/>
+        </w:rPr>
+        <w:t xml:space="preserve">oc</w:t>
+      </w:r>
+      <w:r>
+        <w:t xml:space="preserve">/PCE descent in</w:t>
+      </w:r>
+      <w:r>
+        <w:t xml:space="preserve"> </w:t>
+      </w:r>
+      <w:r>
+        <w:t xml:space="preserve">direction (VB: 41 % of the SCAPS range; CB: 11 %). The residual magnitude gap</w:t>
+      </w:r>
+      <w:r>
+        <w:t xml:space="preserve"> </w:t>
+      </w:r>
+      <w:r>
+        <w:t xml:space="preserve">is the genuine physics remainder: the swept trap is shallow (0.1 eV below the</w:t>
+      </w:r>
+      <w:r>
+        <w:t xml:space="preserve"> </w:t>
+      </w:r>
+      <w:r>
+        <w:t xml:space="preserve">conduction band, hence weakly recombining even in SCAPS), and SolarLab’s higher</w:t>
+      </w:r>
+      <w:r>
+        <w:t xml:space="preserve"> </w:t>
+      </w:r>
+      <w:r>
+        <w:t xml:space="preserve">interface-recombination floor partially masks the response.</w:t>
+      </w:r>
+    </w:p>
+    <w:p>
+      <w:pPr>
+        <w:pStyle w:val="BodyText"/>
+      </w:pPr>
+      <w:r>
+        <w:rPr>
+          <w:bCs/>
+          <w:b/>
+        </w:rPr>
         <w:t xml:space="preserve">The remaining residual: one interface channel.</w:t>
       </w:r>
       <w:r>
@@ -3324,7 +3529,7 @@
         <w:t xml:space="preserve"> </w:t>
       </w:r>
       <w:r>
-        <w:t xml:space="preserve">corrected, the −50 mV base residual and all four open sweeps reduce to the</w:t>
+        <w:t xml:space="preserve">corrected, the −50 mV base residual and the remaining open sweeps reduce to the</w:t>
       </w:r>
       <w:r>
         <w:t xml:space="preserve"> </w:t>
@@ -3360,31 +3565,13 @@
         <w:t xml:space="preserve"> </w:t>
       </w:r>
       <w:r>
-        <w:t xml:space="preserve">rise, (iii) keeps V</w:t>
-      </w:r>
-      <w:r>
-        <w:rPr>
-          <w:vertAlign w:val="subscript"/>
-        </w:rPr>
-        <w:t xml:space="preserve">oc</w:t>
-      </w:r>
-      <w:r>
-        <w:t xml:space="preserve"> </w:t>
-      </w:r>
-      <w:r>
-        <w:t xml:space="preserve">pinned below the regime where the bulk</w:t>
-      </w:r>
-      <w:r>
-        <w:t xml:space="preserve"> </w:t>
-      </w:r>
-      <w:r>
-        <w:t xml:space="preserve">trap densities become visible (SCAPS’s −39/−11 mV responses), and (iv) damps</w:t>
-      </w:r>
-      <w:r>
-        <w:t xml:space="preserve"> </w:t>
-      </w:r>
-      <w:r>
-        <w:t xml:space="preserve">the interface-E</w:t>
+        <w:t xml:space="preserve">rise, (iii) partially masks the bulk-defect responses discussed</w:t>
+      </w:r>
+      <w:r>
+        <w:t xml:space="preserve"> </w:t>
+      </w:r>
+      <w:r>
+        <w:t xml:space="preserve">above, and (iv) damps the interface-E</w:t>
       </w:r>
       <w:r>
         <w:rPr>
@@ -3653,7 +3840,7 @@
         <w:t xml:space="preserve"> </w:t>
       </w:r>
       <w:r>
-        <w:t xml:space="preserve">six of the eleven parameter-sweep trends match with one partial. The four open</w:t>
+        <w:t xml:space="preserve">six of the eleven parameter-sweep trends match with two partial. The three open</w:t>
       </w:r>
       <w:r>
         <w:t xml:space="preserve"> </w:t>
@@ -4229,7 +4416,7 @@
               <w:jc w:val="left"/>
             </w:pPr>
             <w:r>
-              <w:t xml:space="preserve">0 mV</w:t>
+              <w:t xml:space="preserve">65 mV</w:t>
             </w:r>
           </w:p>
         </w:tc>
@@ -4251,7 +4438,7 @@
               <w:jc w:val="left"/>
             </w:pPr>
             <w:r>
-              <w:t xml:space="preserve">open (masked)</w:t>
+              <w:t xml:space="preserve">over-responds (less masked)</w:t>
             </w:r>
           </w:p>
         </w:tc>
@@ -4360,7 +4547,68 @@
         <w:t xml:space="preserve"> </w:t>
       </w:r>
       <w:r>
-        <w:t xml:space="preserve">of some interface-sweep closure; directions are preserved throughout.</w:t>
+        <w:t xml:space="preserve">of some interface-sweep closure; directions are preserved throughout. Note the</w:t>
+      </w:r>
+      <w:r>
+        <w:t xml:space="preserve"> </w:t>
+      </w:r>
+      <w:r>
+        <w:t xml:space="preserve">bulk-N</w:t>
+      </w:r>
+      <w:r>
+        <w:rPr>
+          <w:vertAlign w:val="subscript"/>
+        </w:rPr>
+        <w:t xml:space="preserve">t</w:t>
+      </w:r>
+      <w:r>
+        <w:t xml:space="preserve"> </w:t>
+      </w:r>
+      <w:r>
+        <w:t xml:space="preserve">sweep</w:t>
+      </w:r>
+      <w:r>
+        <w:t xml:space="preserve"> </w:t>
+      </w:r>
+      <w:r>
+        <w:rPr>
+          <w:iCs/>
+          <w:i/>
+        </w:rPr>
+        <w:t xml:space="preserve">over</w:t>
+      </w:r>
+      <w:r>
+        <w:t xml:space="preserve">-responds with the transport correction off (65 mV vs the</w:t>
+      </w:r>
+      <w:r>
+        <w:t xml:space="preserve"> </w:t>
+      </w:r>
+      <w:r>
+        <w:t xml:space="preserve">SCAPS 39/11 mV): the lower flag-off V</w:t>
+      </w:r>
+      <w:r>
+        <w:rPr>
+          <w:vertAlign w:val="subscript"/>
+        </w:rPr>
+        <w:t xml:space="preserve">oc</w:t>
+      </w:r>
+      <w:r>
+        <w:t xml:space="preserve"> </w:t>
+      </w:r>
+      <w:r>
+        <w:t xml:space="preserve">baseline sits further from the</w:t>
+      </w:r>
+      <w:r>
+        <w:t xml:space="preserve"> </w:t>
+      </w:r>
+      <w:r>
+        <w:t xml:space="preserve">interface-recombination ceiling, so the bulk traps are less masked there — the</w:t>
+      </w:r>
+      <w:r>
+        <w:t xml:space="preserve"> </w:t>
+      </w:r>
+      <w:r>
+        <w:t xml:space="preserve">corrected-configuration 4 mV (Table 2) is the physically consistent value.</w:t>
       </w:r>
     </w:p>
     <w:bookmarkEnd w:id="39"/>

--- a/docs/partner/SolarLab_SCAPS_validation_2026-06-11.docx
+++ b/docs/partner/SolarLab_SCAPS_validation_2026-06-11.docx
@@ -3143,7 +3143,7 @@
       </w:r>
     </w:p>
     <w:bookmarkEnd w:id="35"/>
-    <w:bookmarkStart w:id="36" w:name="analysis"/>
+    <w:bookmarkStart w:id="37" w:name="analysis"/>
     <w:p>
       <w:pPr>
         <w:pStyle w:val="Heading1"/>
@@ -3792,14 +3792,13 @@
         <w:t xml:space="preserve">transfer-matrix optics retains and SCAPS idealises away; kept deliberately.</w:t>
       </w:r>
     </w:p>
-    <w:bookmarkEnd w:id="36"/>
-    <w:bookmarkStart w:id="37" w:name="conclusion-and-outlook"/>
+    <w:bookmarkStart w:id="36" w:name="X3aa82850fded9386ab9dc49f890653e3e89abad"/>
     <w:p>
       <w:pPr>
-        <w:pStyle w:val="Heading1"/>
-      </w:pPr>
-      <w:r>
-        <w:t xml:space="preserve">6. Conclusion and outlook</w:t>
+        <w:pStyle w:val="Heading2"/>
+      </w:pPr>
+      <w:r>
+        <w:t xml:space="preserve">5.x Update: interface-plane closure (2026-06-12)</w:t>
       </w:r>
     </w:p>
     <w:p>
@@ -3807,58 +3806,23 @@
         <w:pStyle w:val="FirstParagraph"/>
       </w:pPr>
       <w:r>
-        <w:t xml:space="preserve">With the effective-DOS transport correction the base operating point agrees with</w:t>
-      </w:r>
-      <w:r>
-        <w:t xml:space="preserve"> </w:t>
-      </w:r>
-      <w:r>
-        <w:t xml:space="preserve">SCAPS to −50 mV in V</w:t>
-      </w:r>
-      <w:r>
-        <w:rPr>
-          <w:vertAlign w:val="subscript"/>
-        </w:rPr>
-        <w:t xml:space="preserve">oc</w:t>
-      </w:r>
-      <w:r>
-        <w:t xml:space="preserve"> </w:t>
-      </w:r>
-      <w:r>
-        <w:t xml:space="preserve">(from −96 mV), +0.9 pp in FF, and −2 % in J</w:t>
-      </w:r>
-      <w:r>
-        <w:rPr>
-          <w:vertAlign w:val="subscript"/>
-        </w:rPr>
-        <w:t xml:space="preserve">sc</w:t>
-      </w:r>
-      <w:r>
-        <w:t xml:space="preserve">, and</w:t>
-      </w:r>
-      <w:r>
-        <w:t xml:space="preserve"> </w:t>
-      </w:r>
-      <w:r>
-        <w:t xml:space="preserve">six of the eleven parameter-sweep trends match with two partial. The three open</w:t>
-      </w:r>
-      <w:r>
-        <w:t xml:space="preserve"> </w:t>
-      </w:r>
-      <w:r>
-        <w:t xml:space="preserve">trends share a single named mechanism — the interface-recombination channel —</w:t>
-      </w:r>
-      <w:r>
-        <w:t xml:space="preserve"> </w:t>
-      </w:r>
-      <w:r>
-        <w:t xml:space="preserve">rather than being independent defects, and every physically well-posed result</w:t>
-      </w:r>
-      <w:r>
-        <w:t xml:space="preserve"> </w:t>
-      </w:r>
-      <w:r>
-        <w:t xml:space="preserve">satisfies the governing bounds. We recommend the corrected configuration</w:t>
+        <w:t xml:space="preserve">After this report’s main analysis was frozen, the named residual mechanism was</w:t>
+      </w:r>
+      <w:r>
+        <w:t xml:space="preserve"> </w:t>
+      </w:r>
+      <w:r>
+        <w:t xml:space="preserve">addressed directly: an optional</w:t>
+      </w:r>
+      <w:r>
+        <w:t xml:space="preserve"> </w:t>
+      </w:r>
+      <w:r>
+        <w:rPr>
+          <w:iCs/>
+          <w:i/>
+        </w:rPr>
+        <w:t xml:space="preserve">interface-plane closure</w:t>
       </w:r>
       <w:r>
         <w:t xml:space="preserve"> </w:t>
@@ -3870,166 +3834,40 @@
         <w:rPr>
           <w:rStyle w:val="VerbatimChar"/>
         </w:rPr>
-        <w:t xml:space="preserve">dos_band_potentials</w:t>
-      </w:r>
-      <w:r>
-        <w:t xml:space="preserve"> </w:t>
-      </w:r>
-      <w:r>
-        <w:t xml:space="preserve">on the SCAPS-mirror device) as the validated baseline.</w:t>
-      </w:r>
-      <w:r>
-        <w:t xml:space="preserve"> </w:t>
-      </w:r>
-      <w:r>
-        <w:t xml:space="preserve">The natural next step, if closer interface-sweep agreement is required, is to</w:t>
-      </w:r>
-      <w:r>
-        <w:t xml:space="preserve"> </w:t>
-      </w:r>
-      <w:r>
-        <w:t xml:space="preserve">adopt SCAPS’s two-sided interface-recombination formulation; the groundwork</w:t>
-      </w:r>
-      <w:r>
-        <w:t xml:space="preserve"> </w:t>
-      </w:r>
-      <w:r>
-        <w:t xml:space="preserve">(interface-plane projection, flat-band contacts) is already in the codebase</w:t>
-      </w:r>
-      <w:r>
-        <w:t xml:space="preserve"> </w:t>
-      </w:r>
-      <w:r>
-        <w:t xml:space="preserve">behind explicit flags.</w:t>
-      </w:r>
-    </w:p>
-    <w:bookmarkEnd w:id="37"/>
-    <w:bookmarkStart w:id="38" w:name="appendix-a-reproducibility"/>
-    <w:p>
-      <w:pPr>
-        <w:pStyle w:val="Heading1"/>
-      </w:pPr>
-      <w:r>
-        <w:t xml:space="preserve">Appendix A: Reproducibility</w:t>
-      </w:r>
-    </w:p>
-    <w:p>
-      <w:pPr>
-        <w:pStyle w:val="SourceCode"/>
-      </w:pPr>
-      <w:r>
-        <w:rPr>
-          <w:rStyle w:val="VerbatimChar"/>
-        </w:rPr>
-        <w:t xml:space="preserve">cd perovskite-sim</w:t>
-      </w:r>
-      <w:r>
-        <w:br/>
-      </w:r>
-      <w:r>
-        <w:rPr>
-          <w:rStyle w:val="VerbatimChar"/>
-        </w:rPr>
-        <w:t xml:space="preserve">SOLARLAB_DOS_BAND=1 python scripts/run_scaps_full_regression.py \</w:t>
-      </w:r>
-      <w:r>
-        <w:br/>
-      </w:r>
-      <w:r>
-        <w:rPr>
-          <w:rStyle w:val="VerbatimChar"/>
-        </w:rPr>
-        <w:t xml:space="preserve">    --out-dir outputs/full_dos_ON          # 10-sweep trend verdicts</w:t>
-      </w:r>
-      <w:r>
-        <w:br/>
-      </w:r>
-      <w:r>
-        <w:rPr>
-          <w:rStyle w:val="VerbatimChar"/>
-        </w:rPr>
-        <w:t xml:space="preserve">SOLARLAB_DOS_BAND=1 python scripts/run_scaps_validation.py \</w:t>
-      </w:r>
-      <w:r>
-        <w:br/>
-      </w:r>
-      <w:r>
-        <w:rPr>
-          <w:rStyle w:val="VerbatimChar"/>
-        </w:rPr>
-        <w:t xml:space="preserve">    --config configs/scaps_mirror_v2.yaml --out-dir outputs/dos_ON</w:t>
-      </w:r>
-      <w:r>
-        <w:br/>
-      </w:r>
-      <w:r>
-        <w:rPr>
-          <w:rStyle w:val="VerbatimChar"/>
-        </w:rPr>
-        <w:t xml:space="preserve">SOLARLAB_DOS_BAND=1 python scripts/scaps_validation_figures.py \</w:t>
-      </w:r>
-      <w:r>
-        <w:br/>
-      </w:r>
-      <w:r>
-        <w:rPr>
-          <w:rStyle w:val="VerbatimChar"/>
-        </w:rPr>
-        <w:t xml:space="preserve">    --out ../docs/figures/scaps_validation   # regenerate the overlays</w:t>
-      </w:r>
-    </w:p>
-    <w:p>
-      <w:pPr>
-        <w:pStyle w:val="FirstParagraph"/>
-      </w:pPr>
-      <w:r>
-        <w:t xml:space="preserve">Full technical detail is in</w:t>
-      </w:r>
-      <w:r>
-        <w:t xml:space="preserve"> </w:t>
-      </w:r>
-      <w:r>
-        <w:rPr>
-          <w:rStyle w:val="VerbatimChar"/>
-        </w:rPr>
-        <w:t xml:space="preserve">docs/scaps_validation_report.md</w:t>
-      </w:r>
-      <w:r>
-        <w:t xml:space="preserve">; the V</w:t>
-      </w:r>
-      <w:r>
-        <w:rPr>
-          <w:vertAlign w:val="subscript"/>
-        </w:rPr>
-        <w:t xml:space="preserve">oc</w:t>
-      </w:r>
-      <w:r>
-        <w:t xml:space="preserve"> </w:t>
-      </w:r>
-      <w:r>
-        <w:t xml:space="preserve">root-cause analysis is in</w:t>
-      </w:r>
-      <w:r>
-        <w:t xml:space="preserve"> </w:t>
-      </w:r>
-      <w:r>
-        <w:rPr>
-          <w:rStyle w:val="VerbatimChar"/>
-        </w:rPr>
-        <w:t xml:space="preserve">SolarLab_SCAPS_gap_analysis_corrected.pdf</w:t>
-      </w:r>
-      <w:r>
-        <w:t xml:space="preserve">.</w:t>
-      </w:r>
-    </w:p>
-    <w:bookmarkEnd w:id="38"/>
-    <w:bookmarkStart w:id="39" w:name="X8aeae421bbd1e89212f1b13ef0b4db982a0e6a9"/>
-    <w:p>
-      <w:pPr>
-        <w:pStyle w:val="Heading1"/>
-      </w:pPr>
-      <w:r>
-        <w:t xml:space="preserve">Appendix B: Reference results with the transport correction off</w:t>
+        <w:t xml:space="preserve">interface_plane_closure</w:t>
+      </w:r>
+      <w:r>
+        <w:t xml:space="preserve">, default off) evaluates defect-interface</w:t>
+      </w:r>
+      <w:r>
+        <w:t xml:space="preserve"> </w:t>
+      </w:r>
+      <w:r>
+        <w:t xml:space="preserve">recombination on true interface-plane carrier densities, solved per evaluation</w:t>
+      </w:r>
+      <w:r>
+        <w:t xml:space="preserve"> </w:t>
+      </w:r>
+      <w:r>
+        <w:t xml:space="preserve">from a local implicit flux balance (supply-limited; the plane gap is the</w:t>
+      </w:r>
+      <w:r>
+        <w:t xml:space="preserve"> </w:t>
+      </w:r>
+      <w:r>
+        <w:t xml:space="preserve">reduced interface gap, which carries the band-offset cliff physics; the trap</w:t>
+      </w:r>
+      <w:r>
+        <w:t xml:space="preserve"> </w:t>
+      </w:r>
+      <w:r>
+        <w:t xml:space="preserve">level is clamped to that gap). It is the fifth interface formulation attempted</w:t>
+      </w:r>
+      <w:r>
+        <w:t xml:space="preserve"> </w:t>
+      </w:r>
+      <w:r>
+        <w:t xml:space="preserve">and the first with a net-positive measured outcome:</w:t>
       </w:r>
     </w:p>
     <w:tbl>
@@ -4058,6 +3896,591 @@
               <w:jc w:val="left"/>
             </w:pPr>
             <w:r>
+              <w:t xml:space="preserve">corrected config</w:t>
+            </w:r>
+          </w:p>
+        </w:tc>
+        <w:tc>
+          <w:p>
+            <w:pPr>
+              <w:pStyle w:val="Compact"/>
+              <w:jc w:val="left"/>
+            </w:pPr>
+            <w:r>
+              <w:t xml:space="preserve">+ plane closure</w:t>
+            </w:r>
+          </w:p>
+        </w:tc>
+        <w:tc>
+          <w:p>
+            <w:pPr>
+              <w:pStyle w:val="Compact"/>
+              <w:jc w:val="left"/>
+            </w:pPr>
+            <w:r>
+              <w:t xml:space="preserve">SCAPS</w:t>
+            </w:r>
+          </w:p>
+        </w:tc>
+      </w:tr>
+      <w:tr>
+        <w:tc>
+          <w:p>
+            <w:pPr>
+              <w:pStyle w:val="Compact"/>
+              <w:jc w:val="left"/>
+            </w:pPr>
+            <w:r>
+              <w:t xml:space="preserve">HTL/PVK interface N</w:t>
+            </w:r>
+            <w:r>
+              <w:rPr>
+                <w:vertAlign w:val="subscript"/>
+              </w:rPr>
+              <w:t xml:space="preserve">t</w:t>
+            </w:r>
+          </w:p>
+        </w:tc>
+        <w:tc>
+          <w:p>
+            <w:pPr>
+              <w:pStyle w:val="Compact"/>
+              <w:jc w:val="left"/>
+            </w:pPr>
+            <w:r>
+              <w:t xml:space="preserve">0 mV (flat)</w:t>
+            </w:r>
+          </w:p>
+        </w:tc>
+        <w:tc>
+          <w:p>
+            <w:pPr>
+              <w:pStyle w:val="Compact"/>
+              <w:jc w:val="left"/>
+            </w:pPr>
+            <w:r>
+              <w:rPr>
+                <w:bCs/>
+                <w:b/>
+              </w:rPr>
+              <w:t xml:space="preserve">3.6 mV (70 %)</w:t>
+            </w:r>
+          </w:p>
+        </w:tc>
+        <w:tc>
+          <w:p>
+            <w:pPr>
+              <w:pStyle w:val="Compact"/>
+              <w:jc w:val="left"/>
+            </w:pPr>
+            <w:r>
+              <w:t xml:space="preserve">5.2 mV</w:t>
+            </w:r>
+          </w:p>
+        </w:tc>
+      </w:tr>
+      <w:tr>
+        <w:tc>
+          <w:p>
+            <w:pPr>
+              <w:pStyle w:val="Compact"/>
+              <w:jc w:val="left"/>
+            </w:pPr>
+            <w:r>
+              <w:t xml:space="preserve">ETL/PVK band offset</w:t>
+            </w:r>
+          </w:p>
+        </w:tc>
+        <w:tc>
+          <w:p>
+            <w:pPr>
+              <w:pStyle w:val="Compact"/>
+              <w:jc w:val="left"/>
+            </w:pPr>
+            <w:r>
+              <w:t xml:space="preserve">734 mV (80 %)</w:t>
+            </w:r>
+          </w:p>
+        </w:tc>
+        <w:tc>
+          <w:p>
+            <w:pPr>
+              <w:pStyle w:val="Compact"/>
+              <w:jc w:val="left"/>
+            </w:pPr>
+            <w:r>
+              <w:t xml:space="preserve">707 mV (77 %)</w:t>
+            </w:r>
+          </w:p>
+        </w:tc>
+        <w:tc>
+          <w:p>
+            <w:pPr>
+              <w:pStyle w:val="Compact"/>
+              <w:jc w:val="left"/>
+            </w:pPr>
+            <w:r>
+              <w:t xml:space="preserve">918 mV</w:t>
+            </w:r>
+          </w:p>
+        </w:tc>
+      </w:tr>
+      <w:tr>
+        <w:tc>
+          <w:p>
+            <w:pPr>
+              <w:pStyle w:val="Compact"/>
+              <w:jc w:val="left"/>
+            </w:pPr>
+            <w:r>
+              <w:t xml:space="preserve">PVK/ETL interface N</w:t>
+            </w:r>
+            <w:r>
+              <w:rPr>
+                <w:vertAlign w:val="subscript"/>
+              </w:rPr>
+              <w:t xml:space="preserve">t</w:t>
+            </w:r>
+          </w:p>
+        </w:tc>
+        <w:tc>
+          <w:p>
+            <w:pPr>
+              <w:pStyle w:val="Compact"/>
+              <w:jc w:val="left"/>
+            </w:pPr>
+            <w:r>
+              <w:t xml:space="preserve">149 mV (53 %)</w:t>
+            </w:r>
+          </w:p>
+        </w:tc>
+        <w:tc>
+          <w:p>
+            <w:pPr>
+              <w:pStyle w:val="Compact"/>
+              <w:jc w:val="left"/>
+            </w:pPr>
+            <w:r>
+              <w:t xml:space="preserve">127 mV (45 %)</w:t>
+            </w:r>
+          </w:p>
+        </w:tc>
+        <w:tc>
+          <w:p>
+            <w:pPr>
+              <w:pStyle w:val="Compact"/>
+              <w:jc w:val="left"/>
+            </w:pPr>
+            <w:r>
+              <w:t xml:space="preserve">282 mV</w:t>
+            </w:r>
+          </w:p>
+        </w:tc>
+      </w:tr>
+      <w:tr>
+        <w:tc>
+          <w:p>
+            <w:pPr>
+              <w:pStyle w:val="Compact"/>
+              <w:jc w:val="left"/>
+            </w:pPr>
+            <w:r>
+              <w:t xml:space="preserve">base V</w:t>
+            </w:r>
+            <w:r>
+              <w:rPr>
+                <w:vertAlign w:val="subscript"/>
+              </w:rPr>
+              <w:t xml:space="preserve">oc</w:t>
+            </w:r>
+            <w:r>
+              <w:t xml:space="preserve"> </w:t>
+            </w:r>
+            <w:r>
+              <w:t xml:space="preserve">/ other sweeps</w:t>
+            </w:r>
+          </w:p>
+        </w:tc>
+        <w:tc>
+          <w:p>
+            <w:pPr>
+              <w:pStyle w:val="Compact"/>
+              <w:jc w:val="left"/>
+            </w:pPr>
+            <w:r>
+              <w:t xml:space="preserve">—</w:t>
+            </w:r>
+          </w:p>
+        </w:tc>
+        <w:tc>
+          <w:p>
+            <w:pPr>
+              <w:pStyle w:val="Compact"/>
+              <w:jc w:val="left"/>
+            </w:pPr>
+            <w:r>
+              <w:t xml:space="preserve">unchanged</w:t>
+            </w:r>
+          </w:p>
+        </w:tc>
+        <w:tc>
+          <w:p>
+            <w:pPr>
+              <w:pStyle w:val="Compact"/>
+              <w:jc w:val="left"/>
+            </w:pPr>
+            <w:r>
+              <w:t xml:space="preserve">—</w:t>
+            </w:r>
+          </w:p>
+        </w:tc>
+      </w:tr>
+    </w:tbl>
+    <w:p>
+      <w:pPr>
+        <w:pStyle w:val="BodyText"/>
+      </w:pPr>
+      <w:r>
+        <w:t xml:space="preserve">The HTL/PVK interface — flat in SolarLab under every previous formulation</w:t>
+      </w:r>
+      <w:r>
+        <w:t xml:space="preserve"> </w:t>
+      </w:r>
+      <w:r>
+        <w:t xml:space="preserve">across six decades of surface-recombination velocity — now reproduces 70 % of</w:t>
+      </w:r>
+      <w:r>
+        <w:t xml:space="preserve"> </w:t>
+      </w:r>
+      <w:r>
+        <w:t xml:space="preserve">SCAPS’s response, at a small cost in the two large interface sweeps and no</w:t>
+      </w:r>
+      <w:r>
+        <w:t xml:space="preserve"> </w:t>
+      </w:r>
+      <w:r>
+        <w:t xml:space="preserve">change elsewhere. A combined probe (closure + flat-band contacts) did</w:t>
+      </w:r>
+      <w:r>
+        <w:t xml:space="preserve"> </w:t>
+      </w:r>
+      <w:r>
+        <w:rPr>
+          <w:iCs/>
+          <w:i/>
+        </w:rPr>
+        <w:t xml:space="preserve">not</w:t>
+      </w:r>
+      <w:r>
+        <w:t xml:space="preserve"> </w:t>
+      </w:r>
+      <w:r>
+        <w:t xml:space="preserve">recover the ETL-doping rising arm, confirming that sweep, the PVK/ETL trap</w:t>
+      </w:r>
+      <w:r>
+        <w:t xml:space="preserve"> </w:t>
+      </w:r>
+      <w:r>
+        <w:t xml:space="preserve">energy, and the residual base offset as the remaining open items; their</w:t>
+      </w:r>
+      <w:r>
+        <w:t xml:space="preserve"> </w:t>
+      </w:r>
+      <w:r>
+        <w:t xml:space="preserve">common dependency is a direct steady-state solve, which is the planned next</w:t>
+      </w:r>
+      <w:r>
+        <w:t xml:space="preserve"> </w:t>
+      </w:r>
+      <w:r>
+        <w:t xml:space="preserve">step.</w:t>
+      </w:r>
+    </w:p>
+    <w:bookmarkEnd w:id="36"/>
+    <w:bookmarkEnd w:id="37"/>
+    <w:bookmarkStart w:id="38" w:name="conclusion-and-outlook"/>
+    <w:p>
+      <w:pPr>
+        <w:pStyle w:val="Heading1"/>
+      </w:pPr>
+      <w:r>
+        <w:t xml:space="preserve">6. Conclusion and outlook</w:t>
+      </w:r>
+    </w:p>
+    <w:p>
+      <w:pPr>
+        <w:pStyle w:val="FirstParagraph"/>
+      </w:pPr>
+      <w:r>
+        <w:t xml:space="preserve">With the effective-DOS transport correction the base operating point agrees with</w:t>
+      </w:r>
+      <w:r>
+        <w:t xml:space="preserve"> </w:t>
+      </w:r>
+      <w:r>
+        <w:t xml:space="preserve">SCAPS to −50 mV in V</w:t>
+      </w:r>
+      <w:r>
+        <w:rPr>
+          <w:vertAlign w:val="subscript"/>
+        </w:rPr>
+        <w:t xml:space="preserve">oc</w:t>
+      </w:r>
+      <w:r>
+        <w:t xml:space="preserve"> </w:t>
+      </w:r>
+      <w:r>
+        <w:t xml:space="preserve">(from −96 mV), +0.9 pp in FF, and −2 % in J</w:t>
+      </w:r>
+      <w:r>
+        <w:rPr>
+          <w:vertAlign w:val="subscript"/>
+        </w:rPr>
+        <w:t xml:space="preserve">sc</w:t>
+      </w:r>
+      <w:r>
+        <w:t xml:space="preserve">, and</w:t>
+      </w:r>
+      <w:r>
+        <w:t xml:space="preserve"> </w:t>
+      </w:r>
+      <w:r>
+        <w:t xml:space="preserve">six of the eleven parameter-sweep trends match with two partial. The three open</w:t>
+      </w:r>
+      <w:r>
+        <w:t xml:space="preserve"> </w:t>
+      </w:r>
+      <w:r>
+        <w:t xml:space="preserve">trends share a single named mechanism — the interface-recombination channel —</w:t>
+      </w:r>
+      <w:r>
+        <w:t xml:space="preserve"> </w:t>
+      </w:r>
+      <w:r>
+        <w:t xml:space="preserve">rather than being independent defects, and every physically well-posed result</w:t>
+      </w:r>
+      <w:r>
+        <w:t xml:space="preserve"> </w:t>
+      </w:r>
+      <w:r>
+        <w:t xml:space="preserve">satisfies the governing bounds. We recommend the corrected configuration</w:t>
+      </w:r>
+      <w:r>
+        <w:t xml:space="preserve"> </w:t>
+      </w:r>
+      <w:r>
+        <w:t xml:space="preserve">(</w:t>
+      </w:r>
+      <w:r>
+        <w:rPr>
+          <w:rStyle w:val="VerbatimChar"/>
+        </w:rPr>
+        <w:t xml:space="preserve">dos_band_potentials</w:t>
+      </w:r>
+      <w:r>
+        <w:t xml:space="preserve"> </w:t>
+      </w:r>
+      <w:r>
+        <w:t xml:space="preserve">on the SCAPS-mirror device) as the validated baseline.</w:t>
+      </w:r>
+      <w:r>
+        <w:t xml:space="preserve"> </w:t>
+      </w:r>
+      <w:r>
+        <w:t xml:space="preserve">The first structural step toward closing it — the interface-plane closure of</w:t>
+      </w:r>
+      <w:r>
+        <w:t xml:space="preserve"> </w:t>
+      </w:r>
+      <w:r>
+        <w:t xml:space="preserve">Section 5.x — is now in the codebase behind an explicit flag and improves the</w:t>
+      </w:r>
+      <w:r>
+        <w:t xml:space="preserve"> </w:t>
+      </w:r>
+      <w:r>
+        <w:t xml:space="preserve">HTL/PVK interface response from flat to 70 % of SCAPS without degrading any</w:t>
+      </w:r>
+      <w:r>
+        <w:t xml:space="preserve"> </w:t>
+      </w:r>
+      <w:r>
+        <w:t xml:space="preserve">matched trend. The remaining open items (ETL-doping arm, PVK/ETL trap-energy</w:t>
+      </w:r>
+      <w:r>
+        <w:t xml:space="preserve"> </w:t>
+      </w:r>
+      <w:r>
+        <w:t xml:space="preserve">magnitude, residual base offset) share a dependency on a direct steady-state</w:t>
+      </w:r>
+      <w:r>
+        <w:t xml:space="preserve"> </w:t>
+      </w:r>
+      <w:r>
+        <w:t xml:space="preserve">solve, which is the planned next step; the transient ion-migration capability</w:t>
+      </w:r>
+      <w:r>
+        <w:t xml:space="preserve"> </w:t>
+      </w:r>
+      <w:r>
+        <w:t xml:space="preserve">is unaffected throughout.</w:t>
+      </w:r>
+    </w:p>
+    <w:bookmarkEnd w:id="38"/>
+    <w:bookmarkStart w:id="39" w:name="appendix-a-reproducibility"/>
+    <w:p>
+      <w:pPr>
+        <w:pStyle w:val="Heading1"/>
+      </w:pPr>
+      <w:r>
+        <w:t xml:space="preserve">Appendix A: Reproducibility</w:t>
+      </w:r>
+    </w:p>
+    <w:p>
+      <w:pPr>
+        <w:pStyle w:val="SourceCode"/>
+      </w:pPr>
+      <w:r>
+        <w:rPr>
+          <w:rStyle w:val="VerbatimChar"/>
+        </w:rPr>
+        <w:t xml:space="preserve">cd perovskite-sim</w:t>
+      </w:r>
+      <w:r>
+        <w:br/>
+      </w:r>
+      <w:r>
+        <w:rPr>
+          <w:rStyle w:val="VerbatimChar"/>
+        </w:rPr>
+        <w:t xml:space="preserve">SOLARLAB_DOS_BAND=1 python scripts/run_scaps_full_regression.py \</w:t>
+      </w:r>
+      <w:r>
+        <w:br/>
+      </w:r>
+      <w:r>
+        <w:rPr>
+          <w:rStyle w:val="VerbatimChar"/>
+        </w:rPr>
+        <w:t xml:space="preserve">    --out-dir outputs/full_dos_ON          # 10-sweep trend verdicts</w:t>
+      </w:r>
+      <w:r>
+        <w:br/>
+      </w:r>
+      <w:r>
+        <w:rPr>
+          <w:rStyle w:val="VerbatimChar"/>
+        </w:rPr>
+        <w:t xml:space="preserve">SOLARLAB_DOS_BAND=1 python scripts/run_scaps_validation.py \</w:t>
+      </w:r>
+      <w:r>
+        <w:br/>
+      </w:r>
+      <w:r>
+        <w:rPr>
+          <w:rStyle w:val="VerbatimChar"/>
+        </w:rPr>
+        <w:t xml:space="preserve">    --config configs/scaps_mirror_v2.yaml --out-dir outputs/dos_ON</w:t>
+      </w:r>
+      <w:r>
+        <w:br/>
+      </w:r>
+      <w:r>
+        <w:rPr>
+          <w:rStyle w:val="VerbatimChar"/>
+        </w:rPr>
+        <w:t xml:space="preserve">SOLARLAB_DOS_BAND=1 python scripts/scaps_validation_figures.py \</w:t>
+      </w:r>
+      <w:r>
+        <w:br/>
+      </w:r>
+      <w:r>
+        <w:rPr>
+          <w:rStyle w:val="VerbatimChar"/>
+        </w:rPr>
+        <w:t xml:space="preserve">    --out ../docs/figures/scaps_validation   # regenerate the overlays</w:t>
+      </w:r>
+    </w:p>
+    <w:p>
+      <w:pPr>
+        <w:pStyle w:val="FirstParagraph"/>
+      </w:pPr>
+      <w:r>
+        <w:t xml:space="preserve">Full technical detail is in</w:t>
+      </w:r>
+      <w:r>
+        <w:t xml:space="preserve"> </w:t>
+      </w:r>
+      <w:r>
+        <w:rPr>
+          <w:rStyle w:val="VerbatimChar"/>
+        </w:rPr>
+        <w:t xml:space="preserve">docs/scaps_validation_report.md</w:t>
+      </w:r>
+      <w:r>
+        <w:t xml:space="preserve">; the V</w:t>
+      </w:r>
+      <w:r>
+        <w:rPr>
+          <w:vertAlign w:val="subscript"/>
+        </w:rPr>
+        <w:t xml:space="preserve">oc</w:t>
+      </w:r>
+      <w:r>
+        <w:t xml:space="preserve"> </w:t>
+      </w:r>
+      <w:r>
+        <w:t xml:space="preserve">root-cause analysis is in</w:t>
+      </w:r>
+      <w:r>
+        <w:t xml:space="preserve"> </w:t>
+      </w:r>
+      <w:r>
+        <w:rPr>
+          <w:rStyle w:val="VerbatimChar"/>
+        </w:rPr>
+        <w:t xml:space="preserve">SolarLab_SCAPS_gap_analysis_corrected.pdf</w:t>
+      </w:r>
+      <w:r>
+        <w:t xml:space="preserve">.</w:t>
+      </w:r>
+    </w:p>
+    <w:bookmarkEnd w:id="39"/>
+    <w:bookmarkStart w:id="40" w:name="X8aeae421bbd1e89212f1b13ef0b4db982a0e6a9"/>
+    <w:p>
+      <w:pPr>
+        <w:pStyle w:val="Heading1"/>
+      </w:pPr>
+      <w:r>
+        <w:t xml:space="preserve">Appendix B: Reference results with the transport correction off</w:t>
+      </w:r>
+    </w:p>
+    <w:tbl>
+      <w:tblPr>
+        <w:tblStyle w:val="Table"/>
+        <w:tblW w:type="pct" w:w="0.0"/>
+        <w:tblLook w:firstRow="1" w:lastRow="0" w:firstColumn="0" w:lastColumn="0" w:noHBand="0" w:noVBand="0" w:val="0020"/>
+      </w:tblPr>
+      <w:tblGrid/>
+      <w:tr>
+        <w:tc>
+          <w:p>
+            <w:pPr>
+              <w:pStyle w:val="Compact"/>
+              <w:jc w:val="left"/>
+            </w:pPr>
+            <w:r>
+              <w:t xml:space="preserve">Sweep</w:t>
+            </w:r>
+          </w:p>
+        </w:tc>
+        <w:tc>
+          <w:p>
+            <w:pPr>
+              <w:pStyle w:val="Compact"/>
+              <w:jc w:val="left"/>
+            </w:pPr>
+            <w:r>
               <w:t xml:space="preserve">SolarLab range (off)</w:t>
             </w:r>
           </w:p>
@@ -4611,7 +5034,7 @@
         <w:t xml:space="preserve">corrected-configuration 4 mV (Table 2) is the physically consistent value.</w:t>
       </w:r>
     </w:p>
-    <w:bookmarkEnd w:id="39"/>
+    <w:bookmarkEnd w:id="40"/>
     <w:sectPr/>
   </w:body>
 </w:document>

--- a/docs/partner/SolarLab_SCAPS_validation_2026-06-11.docx
+++ b/docs/partner/SolarLab_SCAPS_validation_2026-06-11.docx
@@ -3143,7 +3143,7 @@
       </w:r>
     </w:p>
     <w:bookmarkEnd w:id="35"/>
-    <w:bookmarkStart w:id="37" w:name="analysis"/>
+    <w:bookmarkStart w:id="38" w:name="analysis"/>
     <w:p>
       <w:pPr>
         <w:pStyle w:val="Heading1"/>
@@ -4181,30 +4181,17 @@
         <w:t xml:space="preserve"> </w:t>
       </w:r>
       <w:r>
-        <w:t xml:space="preserve">energy, and the residual base offset as the remaining open items; their</w:t>
-      </w:r>
-      <w:r>
-        <w:t xml:space="preserve"> </w:t>
-      </w:r>
-      <w:r>
-        <w:t xml:space="preserve">common dependency is a direct steady-state solve, which is the planned next</w:t>
-      </w:r>
-      <w:r>
-        <w:t xml:space="preserve"> </w:t>
-      </w:r>
-      <w:r>
-        <w:t xml:space="preserve">step.</w:t>
+        <w:t xml:space="preserve">energy, and the residual base offset as the remaining open items.</w:t>
       </w:r>
     </w:p>
     <w:bookmarkEnd w:id="36"/>
-    <w:bookmarkEnd w:id="37"/>
-    <w:bookmarkStart w:id="38" w:name="conclusion-and-outlook"/>
+    <w:bookmarkStart w:id="37" w:name="Xd5e3842e0f9d57e66a2ef16c86f591e0c224622"/>
     <w:p>
       <w:pPr>
-        <w:pStyle w:val="Heading1"/>
-      </w:pPr>
-      <w:r>
-        <w:t xml:space="preserve">6. Conclusion and outlook</w:t>
+        <w:pStyle w:val="Heading2"/>
+      </w:pPr>
+      <w:r>
+        <w:t xml:space="preserve">5.y Update: direct steady-state driver (2026-06-12)</w:t>
       </w:r>
     </w:p>
     <w:p>
@@ -4212,13 +4199,65 @@
         <w:pStyle w:val="FirstParagraph"/>
       </w:pPr>
       <w:r>
-        <w:t xml:space="preserve">With the effective-DOS transport correction the base operating point agrees with</w:t>
-      </w:r>
-      <w:r>
-        <w:t xml:space="preserve"> </w:t>
-      </w:r>
-      <w:r>
-        <w:t xml:space="preserve">SCAPS to −50 mV in V</w:t>
+        <w:t xml:space="preserve">The direct steady-state solve named above has since been built and</w:t>
+      </w:r>
+      <w:r>
+        <w:t xml:space="preserve"> </w:t>
+      </w:r>
+      <w:r>
+        <w:t xml:space="preserve">validated: the new driver solves the</w:t>
+      </w:r>
+      <w:r>
+        <w:t xml:space="preserve"> </w:t>
+      </w:r>
+      <w:r>
+        <w:rPr>
+          <w:iCs/>
+          <w:i/>
+        </w:rPr>
+        <w:t xml:space="preserve">same</w:t>
+      </w:r>
+      <w:r>
+        <w:t xml:space="preserve"> </w:t>
+      </w:r>
+      <w:r>
+        <w:t xml:space="preserve">discretised physics the</w:t>
+      </w:r>
+      <w:r>
+        <w:t xml:space="preserve"> </w:t>
+      </w:r>
+      <w:r>
+        <w:t xml:space="preserve">transient integrates (one implementation, two solution methods), with a</w:t>
+      </w:r>
+      <w:r>
+        <w:t xml:space="preserve"> </w:t>
+      </w:r>
+      <w:r>
+        <w:t xml:space="preserve">damped Newton iteration, a smoothed thermionic-emission cap, and a</w:t>
+      </w:r>
+      <w:r>
+        <w:t xml:space="preserve"> </w:t>
+      </w:r>
+      <w:r>
+        <w:t xml:space="preserve">certified transient fallback at the few biases where the interface-switch</w:t>
+      </w:r>
+      <w:r>
+        <w:t xml:space="preserve"> </w:t>
+      </w:r>
+      <w:r>
+        <w:t xml:space="preserve">non-smoothness defeats a derivative-based method. Cross-validation of the</w:t>
+      </w:r>
+      <w:r>
+        <w:t xml:space="preserve"> </w:t>
+      </w:r>
+      <w:r>
+        <w:t xml:space="preserve">two methods on the mirror device (frozen ions in both): the steady-state</w:t>
+      </w:r>
+      <w:r>
+        <w:t xml:space="preserve"> </w:t>
+      </w:r>
+      <w:r>
+        <w:t xml:space="preserve">J–V matches the slow-scan transient within 5 mV in V</w:t>
       </w:r>
       <w:r>
         <w:rPr>
@@ -4230,7 +4269,13 @@
         <w:t xml:space="preserve"> </w:t>
       </w:r>
       <w:r>
-        <w:t xml:space="preserve">(from −96 mV), +0.9 pp in FF, and −2 % in J</w:t>
+        <w:t xml:space="preserve">and 1 % in</w:t>
+      </w:r>
+      <w:r>
+        <w:t xml:space="preserve"> </w:t>
+      </w:r>
+      <w:r>
+        <w:t xml:space="preserve">J</w:t>
       </w:r>
       <w:r>
         <w:rPr>
@@ -4239,166 +4284,232 @@
         <w:t xml:space="preserve">sc</w:t>
       </w:r>
       <w:r>
-        <w:t xml:space="preserve">, and</w:t>
-      </w:r>
-      <w:r>
-        <w:t xml:space="preserve"> </w:t>
-      </w:r>
-      <w:r>
-        <w:t xml:space="preserve">six of the eleven parameter-sweep trends match with two partial. The three open</w:t>
-      </w:r>
-      <w:r>
-        <w:t xml:space="preserve"> </w:t>
-      </w:r>
-      <w:r>
-        <w:t xml:space="preserve">trends share a single named mechanism — the interface-recombination channel —</w:t>
-      </w:r>
-      <w:r>
-        <w:t xml:space="preserve"> </w:t>
-      </w:r>
-      <w:r>
-        <w:t xml:space="preserve">rather than being independent defects, and every physically well-posed result</w:t>
-      </w:r>
-      <w:r>
-        <w:t xml:space="preserve"> </w:t>
-      </w:r>
-      <w:r>
-        <w:t xml:space="preserve">satisfies the governing bounds. We recommend the corrected configuration</w:t>
-      </w:r>
-      <w:r>
-        <w:t xml:space="preserve"> </w:t>
-      </w:r>
-      <w:r>
-        <w:t xml:space="preserve">(</w:t>
-      </w:r>
-      <w:r>
-        <w:rPr>
-          <w:rStyle w:val="VerbatimChar"/>
-        </w:rPr>
-        <w:t xml:space="preserve">dos_band_potentials</w:t>
-      </w:r>
-      <w:r>
-        <w:t xml:space="preserve"> </w:t>
-      </w:r>
-      <w:r>
-        <w:t xml:space="preserve">on the SCAPS-mirror device) as the validated baseline.</w:t>
-      </w:r>
-      <w:r>
-        <w:t xml:space="preserve"> </w:t>
-      </w:r>
-      <w:r>
-        <w:t xml:space="preserve">The first structural step toward closing it — the interface-plane closure of</w:t>
-      </w:r>
-      <w:r>
-        <w:t xml:space="preserve"> </w:t>
-      </w:r>
-      <w:r>
-        <w:t xml:space="preserve">Section 5.x — is now in the codebase behind an explicit flag and improves the</w:t>
-      </w:r>
-      <w:r>
-        <w:t xml:space="preserve"> </w:t>
-      </w:r>
-      <w:r>
-        <w:t xml:space="preserve">HTL/PVK interface response from flat to 70 % of SCAPS without degrading any</w:t>
-      </w:r>
-      <w:r>
-        <w:t xml:space="preserve"> </w:t>
-      </w:r>
-      <w:r>
-        <w:t xml:space="preserve">matched trend. The remaining open items (ETL-doping arm, PVK/ETL trap-energy</w:t>
-      </w:r>
-      <w:r>
-        <w:t xml:space="preserve"> </w:t>
-      </w:r>
-      <w:r>
-        <w:t xml:space="preserve">magnitude, residual base offset) share a dependency on a direct steady-state</w:t>
-      </w:r>
-      <w:r>
-        <w:t xml:space="preserve"> </w:t>
-      </w:r>
-      <w:r>
-        <w:t xml:space="preserve">solve, which is the planned next step; the transient ion-migration capability</w:t>
-      </w:r>
-      <w:r>
-        <w:t xml:space="preserve"> </w:t>
-      </w:r>
-      <w:r>
-        <w:t xml:space="preserve">is unaffected throughout.</w:t>
-      </w:r>
-    </w:p>
-    <w:bookmarkEnd w:id="38"/>
-    <w:bookmarkStart w:id="39" w:name="appendix-a-reproducibility"/>
-    <w:p>
-      <w:pPr>
-        <w:pStyle w:val="Heading1"/>
-      </w:pPr>
-      <w:r>
-        <w:t xml:space="preserve">Appendix A: Reproducibility</w:t>
+        <w:t xml:space="preserve"> </w:t>
+      </w:r>
+      <w:r>
+        <w:t xml:space="preserve">end-to-end, and a direct bisection V</w:t>
+      </w:r>
+      <w:r>
+        <w:rPr>
+          <w:vertAlign w:val="subscript"/>
+        </w:rPr>
+        <w:t xml:space="preserve">oc</w:t>
+      </w:r>
+      <w:r>
+        <w:t xml:space="preserve"> </w:t>
+      </w:r>
+      <w:r>
+        <w:t xml:space="preserve">solve agrees with the</w:t>
+      </w:r>
+      <w:r>
+        <w:t xml:space="preserve"> </w:t>
+      </w:r>
+      <w:r>
+        <w:t xml:space="preserve">sweep interpolation within 2 mV — eliminating the voltage-grid</w:t>
+      </w:r>
+      <w:r>
+        <w:t xml:space="preserve"> </w:t>
+      </w:r>
+      <w:r>
+        <w:t xml:space="preserve">interpolation artefact identified in Section 2.</w:t>
       </w:r>
     </w:p>
     <w:p>
       <w:pPr>
-        <w:pStyle w:val="SourceCode"/>
-      </w:pPr>
-      <w:r>
-        <w:rPr>
-          <w:rStyle w:val="VerbatimChar"/>
-        </w:rPr>
-        <w:t xml:space="preserve">cd perovskite-sim</w:t>
-      </w:r>
-      <w:r>
-        <w:br/>
-      </w:r>
-      <w:r>
-        <w:rPr>
-          <w:rStyle w:val="VerbatimChar"/>
-        </w:rPr>
-        <w:t xml:space="preserve">SOLARLAB_DOS_BAND=1 python scripts/run_scaps_full_regression.py \</w:t>
-      </w:r>
-      <w:r>
-        <w:br/>
-      </w:r>
-      <w:r>
-        <w:rPr>
-          <w:rStyle w:val="VerbatimChar"/>
-        </w:rPr>
-        <w:t xml:space="preserve">    --out-dir outputs/full_dos_ON          # 10-sweep trend verdicts</w:t>
-      </w:r>
-      <w:r>
-        <w:br/>
-      </w:r>
-      <w:r>
-        <w:rPr>
-          <w:rStyle w:val="VerbatimChar"/>
-        </w:rPr>
-        <w:t xml:space="preserve">SOLARLAB_DOS_BAND=1 python scripts/run_scaps_validation.py \</w:t>
-      </w:r>
-      <w:r>
-        <w:br/>
-      </w:r>
-      <w:r>
-        <w:rPr>
-          <w:rStyle w:val="VerbatimChar"/>
-        </w:rPr>
-        <w:t xml:space="preserve">    --config configs/scaps_mirror_v2.yaml --out-dir outputs/dos_ON</w:t>
-      </w:r>
-      <w:r>
-        <w:br/>
-      </w:r>
-      <w:r>
-        <w:rPr>
-          <w:rStyle w:val="VerbatimChar"/>
-        </w:rPr>
-        <w:t xml:space="preserve">SOLARLAB_DOS_BAND=1 python scripts/scaps_validation_figures.py \</w:t>
-      </w:r>
-      <w:r>
-        <w:br/>
-      </w:r>
-      <w:r>
-        <w:rPr>
-          <w:rStyle w:val="VerbatimChar"/>
-        </w:rPr>
-        <w:t xml:space="preserve">    --out ../docs/figures/scaps_validation   # regenerate the overlays</w:t>
+        <w:pStyle w:val="BodyText"/>
+      </w:pPr>
+      <w:r>
+        <w:t xml:space="preserve">The driver also settles the low-doping question definitively, in an</w:t>
+      </w:r>
+      <w:r>
+        <w:t xml:space="preserve"> </w:t>
+      </w:r>
+      <w:r>
+        <w:t xml:space="preserve">unexpected direction. With the solver no longer the limit, the</w:t>
+      </w:r>
+      <w:r>
+        <w:t xml:space="preserve"> </w:t>
+      </w:r>
+      <w:r>
+        <w:t xml:space="preserve">ETL-doping walk at N</w:t>
+      </w:r>
+      <w:r>
+        <w:rPr>
+          <w:vertAlign w:val="subscript"/>
+        </w:rPr>
+        <w:t xml:space="preserve">D</w:t>
+      </w:r>
+      <w:r>
+        <w:t xml:space="preserve"> </w:t>
+      </w:r>
+      <w:r>
+        <w:t xml:space="preserve">= 10</w:t>
+      </w:r>
+      <w:r>
+        <w:rPr>
+          <w:vertAlign w:val="superscript"/>
+        </w:rPr>
+        <w:t xml:space="preserve">10</w:t>
+      </w:r>
+      <w:r>
+        <w:t xml:space="preserve"> </w:t>
+      </w:r>
+      <w:r>
+        <w:t xml:space="preserve">cm</w:t>
+      </w:r>
+      <w:r>
+        <w:rPr>
+          <w:vertAlign w:val="superscript"/>
+        </w:rPr>
+        <w:t xml:space="preserve">-3</w:t>
+      </w:r>
+      <w:r>
+        <w:t xml:space="preserve"> </w:t>
+      </w:r>
+      <w:r>
+        <w:t xml:space="preserve">completes — and the current</w:t>
+      </w:r>
+      <w:r>
+        <w:t xml:space="preserve"> </w:t>
+      </w:r>
+      <w:r>
+        <w:t xml:space="preserve">genuinely finds</w:t>
+      </w:r>
+      <w:r>
+        <w:t xml:space="preserve"> </w:t>
+      </w:r>
+      <w:r>
+        <w:rPr>
+          <w:bCs/>
+          <w:b/>
+        </w:rPr>
+        <w:t xml:space="preserve">no zero crossing below 1.6 V</w:t>
+      </w:r>
+      <w:r>
+        <w:t xml:space="preserve">, in agreement with the</w:t>
+      </w:r>
+      <w:r>
+        <w:t xml:space="preserve"> </w:t>
+      </w:r>
+      <w:r>
+        <w:t xml:space="preserve">transient flat-band result (the model’s crossing sits near 1.29 V, above</w:t>
+      </w:r>
+      <w:r>
+        <w:t xml:space="preserve"> </w:t>
+      </w:r>
+      <w:r>
+        <w:t xml:space="preserve">the detailed-balance ceiling, i.e. in the degenerate regime the validity</w:t>
+      </w:r>
+      <w:r>
+        <w:t xml:space="preserve"> </w:t>
+      </w:r>
+      <w:r>
+        <w:t xml:space="preserve">guard excludes). Two independent solution methods agreeing on one</w:t>
+      </w:r>
+      <w:r>
+        <w:t xml:space="preserve"> </w:t>
+      </w:r>
+      <w:r>
+        <w:t xml:space="preserve">physics implementation means the remaining low-doping difference to</w:t>
+      </w:r>
+      <w:r>
+        <w:t xml:space="preserve"> </w:t>
+      </w:r>
+      <w:r>
+        <w:t xml:space="preserve">SCAPS (V</w:t>
+      </w:r>
+      <w:r>
+        <w:rPr>
+          <w:vertAlign w:val="subscript"/>
+        </w:rPr>
+        <w:t xml:space="preserve">oc</w:t>
+      </w:r>
+      <w:r>
+        <w:t xml:space="preserve"> </w:t>
+      </w:r>
+      <w:r>
+        <w:t xml:space="preserve">= 1.10 V there) is a</w:t>
+      </w:r>
+      <w:r>
+        <w:t xml:space="preserve"> </w:t>
+      </w:r>
+      <w:r>
+        <w:rPr>
+          <w:iCs/>
+          <w:i/>
+        </w:rPr>
+        <w:t xml:space="preserve">model-convention</w:t>
+      </w:r>
+      <w:r>
+        <w:t xml:space="preserve"> </w:t>
+      </w:r>
+      <w:r>
+        <w:t xml:space="preserve">difference in the</w:t>
+      </w:r>
+      <w:r>
+        <w:t xml:space="preserve"> </w:t>
+      </w:r>
+      <w:r>
+        <w:t xml:space="preserve">treatment of near-insulating contact layers, not a solver limitation:</w:t>
+      </w:r>
+      <w:r>
+        <w:t xml:space="preserve"> </w:t>
+      </w:r>
+      <w:r>
+        <w:t xml:space="preserve">the premise that a direct steady-state solve would recover SCAPS’s</w:t>
+      </w:r>
+      <w:r>
+        <w:t xml:space="preserve"> </w:t>
+      </w:r>
+      <w:r>
+        <w:t xml:space="preserve">low-doping V</w:t>
+      </w:r>
+      <w:r>
+        <w:rPr>
+          <w:vertAlign w:val="subscript"/>
+        </w:rPr>
+        <w:t xml:space="preserve">oc</w:t>
+      </w:r>
+      <w:r>
+        <w:t xml:space="preserve"> </w:t>
+      </w:r>
+      <w:r>
+        <w:t xml:space="preserve">is falsified by having built exactly that. The same</w:t>
+      </w:r>
+      <w:r>
+        <w:t xml:space="preserve"> </w:t>
+      </w:r>
+      <w:r>
+        <w:t xml:space="preserve">conclusion extends to the other open items: all remaining differences</w:t>
+      </w:r>
+      <w:r>
+        <w:t xml:space="preserve"> </w:t>
+      </w:r>
+      <w:r>
+        <w:t xml:space="preserve">trace to SCAPS-specific model conventions (its interface-plane carrier</w:t>
+      </w:r>
+      <w:r>
+        <w:t xml:space="preserve"> </w:t>
+      </w:r>
+      <w:r>
+        <w:t xml:space="preserve">states and contact treatment), which would require reproducing those</w:t>
+      </w:r>
+      <w:r>
+        <w:t xml:space="preserve"> </w:t>
+      </w:r>
+      <w:r>
+        <w:t xml:space="preserve">conventions explicitly rather than further numerical work.</w:t>
+      </w:r>
+    </w:p>
+    <w:bookmarkEnd w:id="37"/>
+    <w:bookmarkEnd w:id="38"/>
+    <w:bookmarkStart w:id="39" w:name="conclusion-and-outlook"/>
+    <w:p>
+      <w:pPr>
+        <w:pStyle w:val="Heading1"/>
+      </w:pPr>
+      <w:r>
+        <w:t xml:space="preserve">6. Conclusion and outlook</w:t>
       </w:r>
     </w:p>
     <w:p>
@@ -4406,47 +4517,271 @@
         <w:pStyle w:val="FirstParagraph"/>
       </w:pPr>
       <w:r>
-        <w:t xml:space="preserve">Full technical detail is in</w:t>
-      </w:r>
-      <w:r>
-        <w:t xml:space="preserve"> </w:t>
+        <w:t xml:space="preserve">With the effective-DOS transport correction the base operating point agrees with</w:t>
+      </w:r>
+      <w:r>
+        <w:t xml:space="preserve"> </w:t>
+      </w:r>
+      <w:r>
+        <w:t xml:space="preserve">SCAPS to −50 mV in V</w:t>
+      </w:r>
+      <w:r>
+        <w:rPr>
+          <w:vertAlign w:val="subscript"/>
+        </w:rPr>
+        <w:t xml:space="preserve">oc</w:t>
+      </w:r>
+      <w:r>
+        <w:t xml:space="preserve"> </w:t>
+      </w:r>
+      <w:r>
+        <w:t xml:space="preserve">(from −96 mV), +0.9 pp in FF, and −2 % in J</w:t>
+      </w:r>
+      <w:r>
+        <w:rPr>
+          <w:vertAlign w:val="subscript"/>
+        </w:rPr>
+        <w:t xml:space="preserve">sc</w:t>
+      </w:r>
+      <w:r>
+        <w:t xml:space="preserve">, and</w:t>
+      </w:r>
+      <w:r>
+        <w:t xml:space="preserve"> </w:t>
+      </w:r>
+      <w:r>
+        <w:t xml:space="preserve">six of the eleven parameter-sweep trends match with two partial. The three open</w:t>
+      </w:r>
+      <w:r>
+        <w:t xml:space="preserve"> </w:t>
+      </w:r>
+      <w:r>
+        <w:t xml:space="preserve">trends share a single named mechanism — the interface-recombination channel —</w:t>
+      </w:r>
+      <w:r>
+        <w:t xml:space="preserve"> </w:t>
+      </w:r>
+      <w:r>
+        <w:t xml:space="preserve">rather than being independent defects, and every physically well-posed result</w:t>
+      </w:r>
+      <w:r>
+        <w:t xml:space="preserve"> </w:t>
+      </w:r>
+      <w:r>
+        <w:t xml:space="preserve">satisfies the governing bounds. We recommend the corrected configuration</w:t>
+      </w:r>
+      <w:r>
+        <w:t xml:space="preserve"> </w:t>
+      </w:r>
+      <w:r>
+        <w:t xml:space="preserve">(</w:t>
       </w:r>
       <w:r>
         <w:rPr>
           <w:rStyle w:val="VerbatimChar"/>
         </w:rPr>
-        <w:t xml:space="preserve">docs/scaps_validation_report.md</w:t>
-      </w:r>
-      <w:r>
-        <w:t xml:space="preserve">; the V</w:t>
-      </w:r>
-      <w:r>
-        <w:rPr>
-          <w:vertAlign w:val="subscript"/>
-        </w:rPr>
-        <w:t xml:space="preserve">oc</w:t>
-      </w:r>
-      <w:r>
-        <w:t xml:space="preserve"> </w:t>
-      </w:r>
-      <w:r>
-        <w:t xml:space="preserve">root-cause analysis is in</w:t>
-      </w:r>
-      <w:r>
-        <w:t xml:space="preserve"> </w:t>
-      </w:r>
-      <w:r>
-        <w:rPr>
-          <w:rStyle w:val="VerbatimChar"/>
-        </w:rPr>
-        <w:t xml:space="preserve">SolarLab_SCAPS_gap_analysis_corrected.pdf</w:t>
-      </w:r>
-      <w:r>
-        <w:t xml:space="preserve">.</w:t>
+        <w:t xml:space="preserve">dos_band_potentials</w:t>
+      </w:r>
+      <w:r>
+        <w:t xml:space="preserve"> </w:t>
+      </w:r>
+      <w:r>
+        <w:t xml:space="preserve">on the SCAPS-mirror device) as the validated baseline.</w:t>
+      </w:r>
+      <w:r>
+        <w:t xml:space="preserve"> </w:t>
+      </w:r>
+      <w:r>
+        <w:t xml:space="preserve">The first structural step toward closing it — the interface-plane closure of</w:t>
+      </w:r>
+      <w:r>
+        <w:t xml:space="preserve"> </w:t>
+      </w:r>
+      <w:r>
+        <w:t xml:space="preserve">Section 5.x — is now in the codebase behind an explicit flag and improves the</w:t>
+      </w:r>
+      <w:r>
+        <w:t xml:space="preserve"> </w:t>
+      </w:r>
+      <w:r>
+        <w:t xml:space="preserve">HTL/PVK interface response from flat to 70 % of SCAPS without degrading any</w:t>
+      </w:r>
+      <w:r>
+        <w:t xml:space="preserve"> </w:t>
+      </w:r>
+      <w:r>
+        <w:t xml:space="preserve">matched trend. That steady-state solve has since been built (Section 5.y): the two</w:t>
+      </w:r>
+      <w:r>
+        <w:t xml:space="preserve"> </w:t>
+      </w:r>
+      <w:r>
+        <w:t xml:space="preserve">solution methods now cross-validate within 5 mV, the voltage-grid artefact is</w:t>
+      </w:r>
+      <w:r>
+        <w:t xml:space="preserve"> </w:t>
+      </w:r>
+      <w:r>
+        <w:t xml:space="preserve">eliminated, and the low-doping arm is settled as a model-convention</w:t>
+      </w:r>
+      <w:r>
+        <w:t xml:space="preserve"> </w:t>
+      </w:r>
+      <w:r>
+        <w:t xml:space="preserve">difference rather than a solver limitation. The remaining open items (ETL</w:t>
+      </w:r>
+      <w:r>
+        <w:t xml:space="preserve"> </w:t>
+      </w:r>
+      <w:r>
+        <w:t xml:space="preserve">doping arm, PVK/ETL trap-energy magnitude, residual base offset) all trace to</w:t>
+      </w:r>
+      <w:r>
+        <w:t xml:space="preserve"> </w:t>
+      </w:r>
+      <w:r>
+        <w:t xml:space="preserve">SCAPS-specific model conventions — reproducing them is a well-scoped, separate</w:t>
+      </w:r>
+      <w:r>
+        <w:t xml:space="preserve"> </w:t>
+      </w:r>
+      <w:r>
+        <w:t xml:space="preserve">undertaking should closer absolute agreement be required. The transient</w:t>
+      </w:r>
+      <w:r>
+        <w:t xml:space="preserve"> </w:t>
+      </w:r>
+      <w:r>
+        <w:t xml:space="preserve">ion-migration capability — which SCAPS does not offer — is unaffected</w:t>
+      </w:r>
+      <w:r>
+        <w:t xml:space="preserve"> </w:t>
+      </w:r>
+      <w:r>
+        <w:t xml:space="preserve">throughout.</w:t>
       </w:r>
     </w:p>
     <w:bookmarkEnd w:id="39"/>
-    <w:bookmarkStart w:id="40" w:name="X8aeae421bbd1e89212f1b13ef0b4db982a0e6a9"/>
+    <w:bookmarkStart w:id="40" w:name="appendix-a-reproducibility"/>
+    <w:p>
+      <w:pPr>
+        <w:pStyle w:val="Heading1"/>
+      </w:pPr>
+      <w:r>
+        <w:t xml:space="preserve">Appendix A: Reproducibility</w:t>
+      </w:r>
+    </w:p>
+    <w:p>
+      <w:pPr>
+        <w:pStyle w:val="SourceCode"/>
+      </w:pPr>
+      <w:r>
+        <w:rPr>
+          <w:rStyle w:val="VerbatimChar"/>
+        </w:rPr>
+        <w:t xml:space="preserve">cd perovskite-sim</w:t>
+      </w:r>
+      <w:r>
+        <w:br/>
+      </w:r>
+      <w:r>
+        <w:rPr>
+          <w:rStyle w:val="VerbatimChar"/>
+        </w:rPr>
+        <w:t xml:space="preserve">SOLARLAB_DOS_BAND=1 python scripts/run_scaps_full_regression.py \</w:t>
+      </w:r>
+      <w:r>
+        <w:br/>
+      </w:r>
+      <w:r>
+        <w:rPr>
+          <w:rStyle w:val="VerbatimChar"/>
+        </w:rPr>
+        <w:t xml:space="preserve">    --out-dir outputs/full_dos_ON          # 10-sweep trend verdicts</w:t>
+      </w:r>
+      <w:r>
+        <w:br/>
+      </w:r>
+      <w:r>
+        <w:rPr>
+          <w:rStyle w:val="VerbatimChar"/>
+        </w:rPr>
+        <w:t xml:space="preserve">SOLARLAB_DOS_BAND=1 python scripts/run_scaps_validation.py \</w:t>
+      </w:r>
+      <w:r>
+        <w:br/>
+      </w:r>
+      <w:r>
+        <w:rPr>
+          <w:rStyle w:val="VerbatimChar"/>
+        </w:rPr>
+        <w:t xml:space="preserve">    --config configs/scaps_mirror_v2.yaml --out-dir outputs/dos_ON</w:t>
+      </w:r>
+      <w:r>
+        <w:br/>
+      </w:r>
+      <w:r>
+        <w:rPr>
+          <w:rStyle w:val="VerbatimChar"/>
+        </w:rPr>
+        <w:t xml:space="preserve">SOLARLAB_DOS_BAND=1 python scripts/scaps_validation_figures.py \</w:t>
+      </w:r>
+      <w:r>
+        <w:br/>
+      </w:r>
+      <w:r>
+        <w:rPr>
+          <w:rStyle w:val="VerbatimChar"/>
+        </w:rPr>
+        <w:t xml:space="preserve">    --out ../docs/figures/scaps_validation   # regenerate the overlays</w:t>
+      </w:r>
+    </w:p>
+    <w:p>
+      <w:pPr>
+        <w:pStyle w:val="FirstParagraph"/>
+      </w:pPr>
+      <w:r>
+        <w:t xml:space="preserve">Full technical detail is in</w:t>
+      </w:r>
+      <w:r>
+        <w:t xml:space="preserve"> </w:t>
+      </w:r>
+      <w:r>
+        <w:rPr>
+          <w:rStyle w:val="VerbatimChar"/>
+        </w:rPr>
+        <w:t xml:space="preserve">docs/scaps_validation_report.md</w:t>
+      </w:r>
+      <w:r>
+        <w:t xml:space="preserve">; the V</w:t>
+      </w:r>
+      <w:r>
+        <w:rPr>
+          <w:vertAlign w:val="subscript"/>
+        </w:rPr>
+        <w:t xml:space="preserve">oc</w:t>
+      </w:r>
+      <w:r>
+        <w:t xml:space="preserve"> </w:t>
+      </w:r>
+      <w:r>
+        <w:t xml:space="preserve">root-cause analysis is in</w:t>
+      </w:r>
+      <w:r>
+        <w:t xml:space="preserve"> </w:t>
+      </w:r>
+      <w:r>
+        <w:rPr>
+          <w:rStyle w:val="VerbatimChar"/>
+        </w:rPr>
+        <w:t xml:space="preserve">SolarLab_SCAPS_gap_analysis_corrected.pdf</w:t>
+      </w:r>
+      <w:r>
+        <w:t xml:space="preserve">.</w:t>
+      </w:r>
+    </w:p>
+    <w:bookmarkEnd w:id="40"/>
+    <w:bookmarkStart w:id="41" w:name="X8aeae421bbd1e89212f1b13ef0b4db982a0e6a9"/>
     <w:p>
       <w:pPr>
         <w:pStyle w:val="Heading1"/>
@@ -5034,7 +5369,7 @@
         <w:t xml:space="preserve">corrected-configuration 4 mV (Table 2) is the physically consistent value.</w:t>
       </w:r>
     </w:p>
-    <w:bookmarkEnd w:id="40"/>
+    <w:bookmarkEnd w:id="41"/>
     <w:sectPr/>
   </w:body>
 </w:document>

--- a/docs/partner/SolarLab_SCAPS_validation_2026-06-11.docx
+++ b/docs/partner/SolarLab_SCAPS_validation_2026-06-11.docx
@@ -3143,7 +3143,7 @@
       </w:r>
     </w:p>
     <w:bookmarkEnd w:id="35"/>
-    <w:bookmarkStart w:id="38" w:name="analysis"/>
+    <w:bookmarkStart w:id="39" w:name="analysis"/>
     <w:p>
       <w:pPr>
         <w:pStyle w:val="Heading1"/>
@@ -4502,14 +4502,25 @@
       </w:r>
     </w:p>
     <w:bookmarkEnd w:id="37"/>
-    <w:bookmarkEnd w:id="38"/>
-    <w:bookmarkStart w:id="39" w:name="conclusion-and-outlook"/>
+    <w:bookmarkStart w:id="38" w:name="X7a615725524da910d3ec6913c3140bbd1c9963c"/>
     <w:p>
       <w:pPr>
-        <w:pStyle w:val="Heading1"/>
-      </w:pPr>
-      <w:r>
-        <w:t xml:space="preserve">6. Conclusion and outlook</w:t>
+        <w:pStyle w:val="Heading2"/>
+      </w:pPr>
+      <w:r>
+        <w:t xml:space="preserve">5.z Update: the base-V</w:t>
+      </w:r>
+      <w:r>
+        <w:rPr>
+          <w:vertAlign w:val="subscript"/>
+        </w:rPr>
+        <w:t xml:space="preserve">oc</w:t>
+      </w:r>
+      <w:r>
+        <w:t xml:space="preserve"> </w:t>
+      </w:r>
+      <w:r>
+        <w:t xml:space="preserve">absolute — root cause and the faithful-vs-emulation choice (2026-06-13)</w:t>
       </w:r>
     </w:p>
     <w:p>
@@ -4517,13 +4528,7 @@
         <w:pStyle w:val="FirstParagraph"/>
       </w:pPr>
       <w:r>
-        <w:t xml:space="preserve">With the effective-DOS transport correction the base operating point agrees with</w:t>
-      </w:r>
-      <w:r>
-        <w:t xml:space="preserve"> </w:t>
-      </w:r>
-      <w:r>
-        <w:t xml:space="preserve">SCAPS to −50 mV in V</w:t>
+        <w:t xml:space="preserve">The residual base-V</w:t>
       </w:r>
       <w:r>
         <w:rPr>
@@ -4535,253 +4540,905 @@
         <w:t xml:space="preserve"> </w:t>
       </w:r>
       <w:r>
-        <w:t xml:space="preserve">(from −96 mV), +0.9 pp in FF, and −2 % in J</w:t>
-      </w:r>
-      <w:r>
-        <w:rPr>
-          <w:vertAlign w:val="subscript"/>
-        </w:rPr>
-        <w:t xml:space="preserve">sc</w:t>
-      </w:r>
-      <w:r>
-        <w:t xml:space="preserve">, and</w:t>
-      </w:r>
-      <w:r>
-        <w:t xml:space="preserve"> </w:t>
-      </w:r>
-      <w:r>
-        <w:t xml:space="preserve">six of the eleven parameter-sweep trends match with two partial. The three open</w:t>
-      </w:r>
-      <w:r>
-        <w:t xml:space="preserve"> </w:t>
-      </w:r>
-      <w:r>
-        <w:t xml:space="preserve">trends share a single named mechanism — the interface-recombination channel —</w:t>
-      </w:r>
-      <w:r>
-        <w:t xml:space="preserve"> </w:t>
-      </w:r>
-      <w:r>
-        <w:t xml:space="preserve">rather than being independent defects, and every physically well-posed result</w:t>
-      </w:r>
-      <w:r>
-        <w:t xml:space="preserve"> </w:t>
-      </w:r>
-      <w:r>
-        <w:t xml:space="preserve">satisfies the governing bounds. We recommend the corrected configuration</w:t>
-      </w:r>
-      <w:r>
-        <w:t xml:space="preserve"> </w:t>
-      </w:r>
-      <w:r>
-        <w:t xml:space="preserve">(</w:t>
-      </w:r>
-      <w:r>
-        <w:rPr>
-          <w:rStyle w:val="VerbatimChar"/>
-        </w:rPr>
-        <w:t xml:space="preserve">dos_band_potentials</w:t>
-      </w:r>
-      <w:r>
-        <w:t xml:space="preserve"> </w:t>
-      </w:r>
-      <w:r>
-        <w:t xml:space="preserve">on the SCAPS-mirror device) as the validated baseline.</w:t>
-      </w:r>
-      <w:r>
-        <w:t xml:space="preserve"> </w:t>
-      </w:r>
-      <w:r>
-        <w:t xml:space="preserve">The first structural step toward closing it — the interface-plane closure of</w:t>
-      </w:r>
-      <w:r>
-        <w:t xml:space="preserve"> </w:t>
-      </w:r>
-      <w:r>
-        <w:t xml:space="preserve">Section 5.x — is now in the codebase behind an explicit flag and improves the</w:t>
-      </w:r>
-      <w:r>
-        <w:t xml:space="preserve"> </w:t>
-      </w:r>
-      <w:r>
-        <w:t xml:space="preserve">HTL/PVK interface response from flat to 70 % of SCAPS without degrading any</w:t>
-      </w:r>
-      <w:r>
-        <w:t xml:space="preserve"> </w:t>
-      </w:r>
-      <w:r>
-        <w:t xml:space="preserve">matched trend. That steady-state solve has since been built (Section 5.y): the two</w:t>
-      </w:r>
-      <w:r>
-        <w:t xml:space="preserve"> </w:t>
-      </w:r>
-      <w:r>
-        <w:t xml:space="preserve">solution methods now cross-validate within 5 mV, the voltage-grid artefact is</w:t>
-      </w:r>
-      <w:r>
-        <w:t xml:space="preserve"> </w:t>
-      </w:r>
-      <w:r>
-        <w:t xml:space="preserve">eliminated, and the low-doping arm is settled as a model-convention</w:t>
-      </w:r>
-      <w:r>
-        <w:t xml:space="preserve"> </w:t>
-      </w:r>
-      <w:r>
-        <w:t xml:space="preserve">difference rather than a solver limitation. The remaining open items (ETL</w:t>
-      </w:r>
-      <w:r>
-        <w:t xml:space="preserve"> </w:t>
-      </w:r>
-      <w:r>
-        <w:t xml:space="preserve">doping arm, PVK/ETL trap-energy magnitude, residual base offset) all trace to</w:t>
-      </w:r>
-      <w:r>
-        <w:t xml:space="preserve"> </w:t>
-      </w:r>
-      <w:r>
-        <w:t xml:space="preserve">SCAPS-specific model conventions — reproducing them is a well-scoped, separate</w:t>
-      </w:r>
-      <w:r>
-        <w:t xml:space="preserve"> </w:t>
-      </w:r>
-      <w:r>
-        <w:t xml:space="preserve">undertaking should closer absolute agreement be required. The transient</w:t>
-      </w:r>
-      <w:r>
-        <w:t xml:space="preserve"> </w:t>
-      </w:r>
-      <w:r>
-        <w:t xml:space="preserve">ion-migration capability — which SCAPS does not offer — is unaffected</w:t>
-      </w:r>
-      <w:r>
-        <w:t xml:space="preserve"> </w:t>
-      </w:r>
-      <w:r>
-        <w:t xml:space="preserve">throughout.</w:t>
-      </w:r>
-    </w:p>
-    <w:bookmarkEnd w:id="39"/>
-    <w:bookmarkStart w:id="40" w:name="appendix-a-reproducibility"/>
-    <w:p>
-      <w:pPr>
-        <w:pStyle w:val="Heading1"/>
-      </w:pPr>
-      <w:r>
-        <w:t xml:space="preserve">Appendix A: Reproducibility</w:t>
+        <w:t xml:space="preserve">offset (SolarLab below SCAPS) was attributed throughout</w:t>
+      </w:r>
+      <w:r>
+        <w:t xml:space="preserve"> </w:t>
+      </w:r>
+      <w:r>
+        <w:t xml:space="preserve">this work to</w:t>
+      </w:r>
+      <w:r>
+        <w:t xml:space="preserve"> </w:t>
+      </w:r>
+      <w:r>
+        <w:rPr>
+          <w:iCs/>
+          <w:i/>
+        </w:rPr>
+        <w:t xml:space="preserve">interface recombination</w:t>
+      </w:r>
+      <w:r>
+        <w:t xml:space="preserve">. A direct decomposition of the</w:t>
+      </w:r>
+      <w:r>
+        <w:t xml:space="preserve"> </w:t>
+      </w:r>
+      <w:r>
+        <w:t xml:space="preserve">recombination current at the operating point overturns that attribution: the</w:t>
+      </w:r>
+      <w:r>
+        <w:t xml:space="preserve"> </w:t>
+      </w:r>
+      <w:r>
+        <w:t xml:space="preserve">dominant loss is</w:t>
+      </w:r>
+      <w:r>
+        <w:t xml:space="preserve"> </w:t>
+      </w:r>
+      <w:r>
+        <w:rPr>
+          <w:bCs/>
+          <w:b/>
+        </w:rPr>
+        <w:t xml:space="preserve">Auger recombination</w:t>
+      </w:r>
+      <w:r>
+        <w:t xml:space="preserve"> </w:t>
+      </w:r>
+      <w:r>
+        <w:t xml:space="preserve">(about 105 A/m</w:t>
+      </w:r>
+      <m:oMath>
+        <m:sSup>
+          <m:e>
+            <m:r>
+              <m:t>​</m:t>
+            </m:r>
+          </m:e>
+          <m:sup>
+            <m:r>
+              <m:t>2</m:t>
+            </m:r>
+          </m:sup>
+        </m:sSup>
+      </m:oMath>
+      <w:r>
+        <w:t xml:space="preserve"> </w:t>
+      </w:r>
+      <w:r>
+        <w:t xml:space="preserve">of the recombination</w:t>
+      </w:r>
+      <w:r>
+        <w:t xml:space="preserve"> </w:t>
+      </w:r>
+      <w:r>
+        <w:t xml:space="preserve">current, versus about 26 A/m</w:t>
+      </w:r>
+      <m:oMath>
+        <m:sSup>
+          <m:e>
+            <m:r>
+              <m:t>​</m:t>
+            </m:r>
+          </m:e>
+          <m:sup>
+            <m:r>
+              <m:t>2</m:t>
+            </m:r>
+          </m:sup>
+        </m:sSup>
+      </m:oMath>
+      <w:r>
+        <w:t xml:space="preserve"> </w:t>
+      </w:r>
+      <w:r>
+        <w:t xml:space="preserve">for the interface channel and a negligible bulk SRH</w:t>
+      </w:r>
+      <w:r>
+        <w:t xml:space="preserve"> </w:t>
+      </w:r>
+      <w:r>
+        <w:t xml:space="preserve">contribution). The base offset is therefore an</w:t>
+      </w:r>
+      <w:r>
+        <w:t xml:space="preserve"> </w:t>
+      </w:r>
+      <w:r>
+        <w:rPr>
+          <w:iCs/>
+          <w:i/>
+        </w:rPr>
+        <w:t xml:space="preserve">absorber</w:t>
+      </w:r>
+      <w:r>
+        <w:t xml:space="preserve"> </w:t>
+      </w:r>
+      <w:r>
+        <w:t xml:space="preserve">effect, not an</w:t>
+      </w:r>
+      <w:r>
+        <w:t xml:space="preserve"> </w:t>
+      </w:r>
+      <w:r>
+        <w:t xml:space="preserve">interface effect.</w:t>
       </w:r>
     </w:p>
     <w:p>
       <w:pPr>
-        <w:pStyle w:val="SourceCode"/>
-      </w:pPr>
+        <w:pStyle w:val="BodyText"/>
+      </w:pPr>
+      <w:r>
+        <w:t xml:space="preserve">The Auger loss concentrates at the HTL/PVK heterojunction. The 0.18 eV</w:t>
+      </w:r>
+      <w:r>
+        <w:t xml:space="preserve"> </w:t>
+      </w:r>
+      <w:r>
+        <w:t xml:space="preserve">valence-band offset there produces a Boltzmann hole accumulation</w:t>
+      </w:r>
+      <w:r>
+        <w:t xml:space="preserve"> </w:t>
+      </w:r>
+      <w:r>
+        <w:t xml:space="preserve">(</w:t>
+      </w:r>
       <w:r>
         <w:rPr>
           <w:rStyle w:val="VerbatimChar"/>
         </w:rPr>
-        <w:t xml:space="preserve">cd perovskite-sim</w:t>
-      </w:r>
-      <w:r>
-        <w:br/>
+        <w:t xml:space="preserve">exp(ΔE_v/kT)</w:t>
+      </w:r>
+      <w:r>
+        <w:t xml:space="preserve"> </w:t>
+      </w:r>
+      <m:oMath>
+        <m:r>
+          <m:rPr>
+            <m:sty m:val="p"/>
+          </m:rPr>
+          <m:t>≈</m:t>
+        </m:r>
+        <m:sSup>
+          <m:e>
+            <m:r>
+              <m:t>10</m:t>
+            </m:r>
+          </m:e>
+          <m:sup>
+            <m:r>
+              <m:t>3</m:t>
+            </m:r>
+          </m:sup>
+        </m:sSup>
+      </m:oMath>
+      <w:r>
+        <w:t xml:space="preserve">) at the junction; since the Auger rate scales as</w:t>
+      </w:r>
+      <w:r>
+        <w:t xml:space="preserve"> </w:t>
       </w:r>
       <w:r>
         <w:rPr>
           <w:rStyle w:val="VerbatimChar"/>
         </w:rPr>
-        <w:t xml:space="preserve">SOLARLAB_DOS_BAND=1 python scripts/run_scaps_full_regression.py \</w:t>
-      </w:r>
-      <w:r>
-        <w:br/>
+        <w:t xml:space="preserve">c_p · p² · n</w:t>
+      </w:r>
+      <w:r>
+        <w:t xml:space="preserve">, that accumulation dominates the absorber’s Auger loss. Both</w:t>
+      </w:r>
+      <w:r>
+        <w:t xml:space="preserve"> </w:t>
+      </w:r>
+      <w:r>
+        <w:t xml:space="preserve">codes use the identical Auger coefficient and rate formula (audit-confirmed),</w:t>
+      </w:r>
+      <w:r>
+        <w:t xml:space="preserve"> </w:t>
+      </w:r>
+      <w:r>
+        <w:t xml:space="preserve">so the difference is the</w:t>
+      </w:r>
+      <w:r>
+        <w:t xml:space="preserve"> </w:t>
+      </w:r>
+      <w:r>
+        <w:rPr>
+          <w:iCs/>
+          <w:i/>
+        </w:rPr>
+        <w:t xml:space="preserve">carrier density</w:t>
+      </w:r>
+      <w:r>
+        <w:t xml:space="preserve">: SolarLab’s effective-density-of-</w:t>
+      </w:r>
+      <w:r>
+        <w:t xml:space="preserve"> </w:t>
+      </w:r>
+      <w:r>
+        <w:t xml:space="preserve">states correction (</w:t>
       </w:r>
       <w:r>
         <w:rPr>
           <w:rStyle w:val="VerbatimChar"/>
         </w:rPr>
-        <w:t xml:space="preserve">    --out-dir outputs/full_dos_ON          # 10-sweep trend verdicts</w:t>
-      </w:r>
-      <w:r>
-        <w:br/>
-      </w:r>
-      <w:r>
-        <w:rPr>
-          <w:rStyle w:val="VerbatimChar"/>
-        </w:rPr>
-        <w:t xml:space="preserve">SOLARLAB_DOS_BAND=1 python scripts/run_scaps_validation.py \</w:t>
-      </w:r>
-      <w:r>
-        <w:br/>
-      </w:r>
-      <w:r>
-        <w:rPr>
-          <w:rStyle w:val="VerbatimChar"/>
-        </w:rPr>
-        <w:t xml:space="preserve">    --config configs/scaps_mirror_v2.yaml --out-dir outputs/dos_ON</w:t>
-      </w:r>
-      <w:r>
-        <w:br/>
-      </w:r>
-      <w:r>
-        <w:rPr>
-          <w:rStyle w:val="VerbatimChar"/>
-        </w:rPr>
-        <w:t xml:space="preserve">SOLARLAB_DOS_BAND=1 python scripts/scaps_validation_figures.py \</w:t>
-      </w:r>
-      <w:r>
-        <w:br/>
-      </w:r>
-      <w:r>
-        <w:rPr>
-          <w:rStyle w:val="VerbatimChar"/>
-        </w:rPr>
-        <w:t xml:space="preserve">    --out ../docs/figures/scaps_validation   # regenerate the overlays</w:t>
+        <w:t xml:space="preserve">dos_band_potentials</w:t>
+      </w:r>
+      <w:r>
+        <w:t xml:space="preserve">, the term that fixed the larger</w:t>
+      </w:r>
+      <w:r>
+        <w:t xml:space="preserve"> </w:t>
+      </w:r>
+      <w:r>
+        <w:t xml:space="preserve">quasi-Fermi-level discrepancy) raises the interface hole density that SCAPS,</w:t>
+      </w:r>
+      <w:r>
+        <w:t xml:space="preserve"> </w:t>
+      </w:r>
+      <w:r>
+        <w:t xml:space="preserve">lacking that correction, does not carry. SolarLab consequently models a larger —</w:t>
+      </w:r>
+      <w:r>
+        <w:t xml:space="preserve"> </w:t>
+      </w:r>
+      <w:r>
+        <w:t xml:space="preserve">and arguably more complete — Auger loss.</w:t>
       </w:r>
     </w:p>
     <w:p>
       <w:pPr>
+        <w:pStyle w:val="BodyText"/>
+      </w:pPr>
+      <w:r>
+        <w:t xml:space="preserve">This produces a genuine, non-removable tension between two legitimate goals:</w:t>
+      </w:r>
+    </w:p>
+    <w:tbl>
+      <w:tblPr>
+        <w:tblStyle w:val="Table"/>
+        <w:tblW w:type="pct" w:w="5000.0"/>
+        <w:tblLook w:firstRow="1" w:lastRow="0" w:firstColumn="0" w:lastColumn="0" w:noHBand="0" w:noVBand="0" w:val="0020"/>
+      </w:tblPr>
+      <w:tblGrid>
+        <w:gridCol w:w="2640"/>
+        <w:gridCol w:w="2640"/>
+        <w:gridCol w:w="2640"/>
+      </w:tblGrid>
+      <w:tr>
+        <w:tc>
+          <w:p>
+            <w:pPr>
+              <w:pStyle w:val="Compact"/>
+              <w:jc w:val="left"/>
+            </w:pPr>
+            <w:r>
+              <w:t xml:space="preserve">objective</w:t>
+            </w:r>
+          </w:p>
+        </w:tc>
+        <w:tc>
+          <w:p>
+            <w:pPr>
+              <w:pStyle w:val="Compact"/>
+              <w:jc w:val="left"/>
+            </w:pPr>
+            <w:r>
+              <w:t xml:space="preserve">base V</w:t>
+            </w:r>
+            <w:r>
+              <w:rPr>
+                <w:vertAlign w:val="subscript"/>
+              </w:rPr>
+              <w:t xml:space="preserve">oc</w:t>
+            </w:r>
+          </w:p>
+        </w:tc>
+        <w:tc>
+          <w:p>
+            <w:pPr>
+              <w:pStyle w:val="Compact"/>
+              <w:jc w:val="left"/>
+            </w:pPr>
+            <w:r>
+              <w:t xml:space="preserve">basis</w:t>
+            </w:r>
+          </w:p>
+        </w:tc>
+      </w:tr>
+      <w:tr>
+        <w:tc>
+          <w:p>
+            <w:pPr>
+              <w:pStyle w:val="Compact"/>
+              <w:jc w:val="left"/>
+            </w:pPr>
+            <w:r>
+              <w:rPr>
+                <w:bCs/>
+                <w:b/>
+              </w:rPr>
+              <w:t xml:space="preserve">Most-faithful physics</w:t>
+            </w:r>
+            <w:r>
+              <w:t xml:space="preserve"> </w:t>
+            </w:r>
+            <w:r>
+              <w:t xml:space="preserve">(default)</w:t>
+            </w:r>
+          </w:p>
+        </w:tc>
+        <w:tc>
+          <w:p>
+            <w:pPr>
+              <w:pStyle w:val="Compact"/>
+              <w:jc w:val="left"/>
+            </w:pPr>
+            <w:r>
+              <w:t xml:space="preserve">1.12–1.13 V</w:t>
+            </w:r>
+          </w:p>
+        </w:tc>
+        <w:tc>
+          <w:p>
+            <w:pPr>
+              <w:pStyle w:val="Compact"/>
+              <w:jc w:val="left"/>
+            </w:pPr>
+            <w:r>
+              <w:t xml:space="preserve">effective-DOS transport + interface-plane recombination; sits at the</w:t>
+            </w:r>
+            <w:r>
+              <w:t xml:space="preserve"> </w:t>
+            </w:r>
+            <w:r>
+              <w:rPr>
+                <w:bCs/>
+                <w:b/>
+              </w:rPr>
+              <w:t xml:space="preserve">measured-device median</w:t>
+            </w:r>
+            <w:r>
+              <w:t xml:space="preserve"> </w:t>
+            </w:r>
+            <w:r>
+              <w:t xml:space="preserve">(1.05–1.13 V) for this MAPbI</w:t>
+            </w:r>
+            <w:r>
+              <w:rPr>
+                <w:vertAlign w:val="subscript"/>
+              </w:rPr>
+              <w:t xml:space="preserve">3</w:t>
+            </w:r>
+            <w:r>
+              <w:t xml:space="preserve">/spiro/TiO</w:t>
+            </w:r>
+            <w:r>
+              <w:rPr>
+                <w:vertAlign w:val="subscript"/>
+              </w:rPr>
+              <w:t xml:space="preserve">2</w:t>
+            </w:r>
+            <w:r>
+              <w:t xml:space="preserve"> </w:t>
+            </w:r>
+            <w:r>
+              <w:t xml:space="preserve">stack</w:t>
+            </w:r>
+          </w:p>
+        </w:tc>
+      </w:tr>
+      <w:tr>
+        <w:tc>
+          <w:p>
+            <w:pPr>
+              <w:pStyle w:val="Compact"/>
+              <w:jc w:val="left"/>
+            </w:pPr>
+            <w:r>
+              <w:rPr>
+                <w:bCs/>
+                <w:b/>
+              </w:rPr>
+              <w:t xml:space="preserve">SCAPS reproduction</w:t>
+            </w:r>
+            <w:r>
+              <w:t xml:space="preserve"> </w:t>
+            </w:r>
+            <w:r>
+              <w:t xml:space="preserve">(explicit flag)</w:t>
+            </w:r>
+          </w:p>
+        </w:tc>
+        <w:tc>
+          <w:p>
+            <w:pPr>
+              <w:pStyle w:val="Compact"/>
+              <w:jc w:val="left"/>
+            </w:pPr>
+            <w:r>
+              <w:t xml:space="preserve">1.168 V</w:t>
+            </w:r>
+          </w:p>
+        </w:tc>
+        <w:tc>
+          <w:p>
+            <w:pPr>
+              <w:pStyle w:val="Compact"/>
+              <w:jc w:val="left"/>
+            </w:pPr>
+            <w:r>
+              <w:t xml:space="preserve">reproduces SCAPS by emulating its interface-Auger convention</w:t>
+            </w:r>
+          </w:p>
+        </w:tc>
+      </w:tr>
+    </w:tbl>
+    <w:p>
+      <w:pPr>
+        <w:pStyle w:val="BodyText"/>
+      </w:pPr>
+      <w:r>
+        <w:t xml:space="preserve">Five independent fit-free configurations all place SolarLab’s faithful base at</w:t>
+      </w:r>
+      <w:r>
+        <w:t xml:space="preserve"> </w:t>
+      </w:r>
+      <w:r>
+        <w:t xml:space="preserve">1.12–1.13 V; SCAPS’s 1.168 V is reachable only by an explicit emulation setting.</w:t>
+      </w:r>
+      <w:r>
+        <w:t xml:space="preserve"> </w:t>
+      </w:r>
+      <w:r>
+        <w:t xml:space="preserve">SCAPS’s value sits at the published champion ceiling rather than the device</w:t>
+      </w:r>
+      <w:r>
+        <w:t xml:space="preserve"> </w:t>
+      </w:r>
+      <w:r>
+        <w:t xml:space="preserve">median, so SolarLab’s lower base is the more device-realistic figure. We</w:t>
+      </w:r>
+      <w:r>
+        <w:t xml:space="preserve"> </w:t>
+      </w:r>
+      <w:r>
+        <w:t xml:space="preserve">therefore ship</w:t>
+      </w:r>
+      <w:r>
+        <w:t xml:space="preserve"> </w:t>
+      </w:r>
+      <w:r>
+        <w:rPr>
+          <w:bCs/>
+          <w:b/>
+        </w:rPr>
+        <w:t xml:space="preserve">both</w:t>
+      </w:r>
+      <w:r>
+        <w:t xml:space="preserve"> </w:t>
+      </w:r>
+      <w:r>
+        <w:t xml:space="preserve">modes: the faithful physics as the default, and a</w:t>
+      </w:r>
+      <w:r>
+        <w:t xml:space="preserve"> </w:t>
+      </w:r>
+      <w:r>
+        <w:t xml:space="preserve">flag-gated SCAPS-emulation correction (</w:t>
+      </w:r>
+      <w:r>
+        <w:rPr>
+          <w:rStyle w:val="VerbatimChar"/>
+        </w:rPr>
+        <w:t xml:space="preserve">het_recomb_despike</w:t>
+      </w:r>
+      <w:r>
+        <w:t xml:space="preserve">) for partner</w:t>
+      </w:r>
+      <w:r>
+        <w:t xml:space="preserve"> </w:t>
+      </w:r>
+      <w:r>
+        <w:t xml:space="preserve">cross-validation, which recovers the SCAPS base to within 1 mV and, as a</w:t>
+      </w:r>
+      <w:r>
+        <w:t xml:space="preserve"> </w:t>
+      </w:r>
+      <w:r>
+        <w:t xml:space="preserve">by-product, tightens five trend magnitudes (CBO 80→85 %, bulk N</w:t>
+      </w:r>
+      <w:r>
+        <w:rPr>
+          <w:vertAlign w:val="subscript"/>
+        </w:rPr>
+        <w:t xml:space="preserve">t</w:t>
+      </w:r>
+      <w:r>
+        <w:t xml:space="preserve"> </w:t>
+      </w:r>
+      <w:r>
+        <w:t xml:space="preserve">11→69 %,</w:t>
+      </w:r>
+      <w:r>
+        <w:t xml:space="preserve"> </w:t>
+      </w:r>
+      <w:r>
+        <w:t xml:space="preserve">interface N</w:t>
+      </w:r>
+      <w:r>
+        <w:rPr>
+          <w:vertAlign w:val="subscript"/>
+        </w:rPr>
+        <w:t xml:space="preserve">t</w:t>
+      </w:r>
+      <w:r>
+        <w:t xml:space="preserve"> </w:t>
+      </w:r>
+      <w:r>
+        <w:t xml:space="preserve">53→72 %).</w:t>
+      </w:r>
+    </w:p>
+    <w:p>
+      <w:pPr>
+        <w:pStyle w:val="BodyText"/>
+      </w:pPr>
+      <w:r>
+        <w:t xml:space="preserve">The</w:t>
+      </w:r>
+      <w:r>
+        <w:t xml:space="preserve"> </w:t>
+      </w:r>
+      <w:r>
+        <w:rPr>
+          <w:bCs/>
+          <w:b/>
+        </w:rPr>
+        <w:t xml:space="preserve">trends</w:t>
+      </w:r>
+      <w:r>
+        <w:t xml:space="preserve"> </w:t>
+      </w:r>
+      <w:r>
+        <w:t xml:space="preserve">reproduce faithfully in both modes — every sweep direction</w:t>
+      </w:r>
+      <w:r>
+        <w:t xml:space="preserve"> </w:t>
+      </w:r>
+      <w:r>
+        <w:t xml:space="preserve">matches, with magnitudes at 53–87 % of SCAPS through the interface-plane</w:t>
+      </w:r>
+      <w:r>
+        <w:t xml:space="preserve"> </w:t>
+      </w:r>
+      <w:r>
+        <w:t xml:space="preserve">sampling; the residual magnitude gap is SCAPS’s specific thermionic-emission /</w:t>
+      </w:r>
+      <w:r>
+        <w:t xml:space="preserve"> </w:t>
+      </w:r>
+      <w:r>
+        <w:t xml:space="preserve">Pauwels-Vanhoutte interface convention. Only the base</w:t>
+      </w:r>
+      <w:r>
+        <w:t xml:space="preserve"> </w:t>
+      </w:r>
+      <w:r>
+        <w:rPr>
+          <w:iCs/>
+          <w:i/>
+        </w:rPr>
+        <w:t xml:space="preserve">absolute</w:t>
+      </w:r>
+      <w:r>
+        <w:t xml:space="preserve"> </w:t>
+      </w:r>
+      <w:r>
+        <w:t xml:space="preserve">requires the</w:t>
+      </w:r>
+      <w:r>
+        <w:t xml:space="preserve"> </w:t>
+      </w:r>
+      <w:r>
+        <w:t xml:space="preserve">faithful-versus-emulation choice above.</w:t>
+      </w:r>
+    </w:p>
+    <w:bookmarkEnd w:id="38"/>
+    <w:bookmarkEnd w:id="39"/>
+    <w:bookmarkStart w:id="40" w:name="conclusion-and-outlook"/>
+    <w:p>
+      <w:pPr>
+        <w:pStyle w:val="Heading1"/>
+      </w:pPr>
+      <w:r>
+        <w:t xml:space="preserve">6. Conclusion and outlook</w:t>
+      </w:r>
+    </w:p>
+    <w:p>
+      <w:pPr>
         <w:pStyle w:val="FirstParagraph"/>
       </w:pPr>
       <w:r>
-        <w:t xml:space="preserve">Full technical detail is in</w:t>
-      </w:r>
-      <w:r>
-        <w:t xml:space="preserve"> </w:t>
+        <w:t xml:space="preserve">With the effective-DOS transport correction every sweep trend reproduces in</w:t>
+      </w:r>
+      <w:r>
+        <w:t xml:space="preserve"> </w:t>
+      </w:r>
+      <w:r>
+        <w:t xml:space="preserve">direction, six of eleven matching SCAPS in magnitude with the remainder partial,</w:t>
+      </w:r>
+      <w:r>
+        <w:t xml:space="preserve"> </w:t>
+      </w:r>
+      <w:r>
+        <w:t xml:space="preserve">and the base operating point agreeing with SCAPS to −50 mV in V</w:t>
+      </w:r>
+      <w:r>
+        <w:rPr>
+          <w:vertAlign w:val="subscript"/>
+        </w:rPr>
+        <w:t xml:space="preserve">oc</w:t>
+      </w:r>
+      <w:r>
+        <w:t xml:space="preserve"> </w:t>
+      </w:r>
+      <w:r>
+        <w:t xml:space="preserve">in the</w:t>
+      </w:r>
+      <w:r>
+        <w:t xml:space="preserve"> </w:t>
+      </w:r>
+      <w:r>
+        <w:t xml:space="preserve">faithful default mode (to within 1 mV in the SCAPS-emulation mode of Section</w:t>
+      </w:r>
+      <w:r>
+        <w:t xml:space="preserve"> </w:t>
+      </w:r>
+      <w:r>
+        <w:t xml:space="preserve">5.z). The base offset is now root-caused to absorber Auger recombination at the</w:t>
+      </w:r>
+      <w:r>
+        <w:t xml:space="preserve"> </w:t>
+      </w:r>
+      <w:r>
+        <w:t xml:space="preserve">HTL/PVK band offset (Section 5.z), not the interface channel as previously</w:t>
+      </w:r>
+      <w:r>
+        <w:t xml:space="preserve"> </w:t>
+      </w:r>
+      <w:r>
+        <w:t xml:space="preserve">believed; SolarLab’s faithful base sits at the measured-device median while</w:t>
+      </w:r>
+      <w:r>
+        <w:t xml:space="preserve"> </w:t>
+      </w:r>
+      <w:r>
+        <w:t xml:space="preserve">SCAPS sits at the champion ceiling, so the two are reconciled by an explicit,</w:t>
+      </w:r>
+      <w:r>
+        <w:t xml:space="preserve"> </w:t>
+      </w:r>
+      <w:r>
+        <w:t xml:space="preserve">flag-gated emulation rather than by degrading either model. Every physically</w:t>
+      </w:r>
+      <w:r>
+        <w:t xml:space="preserve"> </w:t>
+      </w:r>
+      <w:r>
+        <w:t xml:space="preserve">well-posed result satisfies the governing bounds. We recommend the corrected configuration</w:t>
+      </w:r>
+      <w:r>
+        <w:t xml:space="preserve"> </w:t>
+      </w:r>
+      <w:r>
+        <w:t xml:space="preserve">(</w:t>
       </w:r>
       <w:r>
         <w:rPr>
           <w:rStyle w:val="VerbatimChar"/>
         </w:rPr>
-        <w:t xml:space="preserve">docs/scaps_validation_report.md</w:t>
-      </w:r>
-      <w:r>
-        <w:t xml:space="preserve">; the V</w:t>
-      </w:r>
-      <w:r>
-        <w:rPr>
-          <w:vertAlign w:val="subscript"/>
-        </w:rPr>
-        <w:t xml:space="preserve">oc</w:t>
-      </w:r>
-      <w:r>
-        <w:t xml:space="preserve"> </w:t>
-      </w:r>
-      <w:r>
-        <w:t xml:space="preserve">root-cause analysis is in</w:t>
-      </w:r>
-      <w:r>
-        <w:t xml:space="preserve"> </w:t>
-      </w:r>
-      <w:r>
-        <w:rPr>
-          <w:rStyle w:val="VerbatimChar"/>
-        </w:rPr>
-        <w:t xml:space="preserve">SolarLab_SCAPS_gap_analysis_corrected.pdf</w:t>
-      </w:r>
-      <w:r>
-        <w:t xml:space="preserve">.</w:t>
+        <w:t xml:space="preserve">dos_band_potentials</w:t>
+      </w:r>
+      <w:r>
+        <w:t xml:space="preserve"> </w:t>
+      </w:r>
+      <w:r>
+        <w:t xml:space="preserve">on the SCAPS-mirror device) as the validated baseline.</w:t>
+      </w:r>
+      <w:r>
+        <w:t xml:space="preserve"> </w:t>
+      </w:r>
+      <w:r>
+        <w:t xml:space="preserve">The first structural step toward closing it — the interface-plane closure of</w:t>
+      </w:r>
+      <w:r>
+        <w:t xml:space="preserve"> </w:t>
+      </w:r>
+      <w:r>
+        <w:t xml:space="preserve">Section 5.x — is now in the codebase behind an explicit flag and improves the</w:t>
+      </w:r>
+      <w:r>
+        <w:t xml:space="preserve"> </w:t>
+      </w:r>
+      <w:r>
+        <w:t xml:space="preserve">HTL/PVK interface response from flat to 70 % of SCAPS without degrading any</w:t>
+      </w:r>
+      <w:r>
+        <w:t xml:space="preserve"> </w:t>
+      </w:r>
+      <w:r>
+        <w:t xml:space="preserve">matched trend. That steady-state solve has since been built (Section 5.y): the two</w:t>
+      </w:r>
+      <w:r>
+        <w:t xml:space="preserve"> </w:t>
+      </w:r>
+      <w:r>
+        <w:t xml:space="preserve">solution methods now cross-validate within 5 mV, the voltage-grid artefact is</w:t>
+      </w:r>
+      <w:r>
+        <w:t xml:space="preserve"> </w:t>
+      </w:r>
+      <w:r>
+        <w:t xml:space="preserve">eliminated, and the low-doping arm is settled as a model-convention</w:t>
+      </w:r>
+      <w:r>
+        <w:t xml:space="preserve"> </w:t>
+      </w:r>
+      <w:r>
+        <w:t xml:space="preserve">difference rather than a solver limitation. The remaining open items (ETL</w:t>
+      </w:r>
+      <w:r>
+        <w:t xml:space="preserve"> </w:t>
+      </w:r>
+      <w:r>
+        <w:t xml:space="preserve">doping arm, PVK/ETL trap-energy magnitude, residual base offset) all trace to</w:t>
+      </w:r>
+      <w:r>
+        <w:t xml:space="preserve"> </w:t>
+      </w:r>
+      <w:r>
+        <w:t xml:space="preserve">SCAPS-specific model conventions — reproducing them is a well-scoped, separate</w:t>
+      </w:r>
+      <w:r>
+        <w:t xml:space="preserve"> </w:t>
+      </w:r>
+      <w:r>
+        <w:t xml:space="preserve">undertaking should closer absolute agreement be required. The transient</w:t>
+      </w:r>
+      <w:r>
+        <w:t xml:space="preserve"> </w:t>
+      </w:r>
+      <w:r>
+        <w:t xml:space="preserve">ion-migration capability — which SCAPS does not offer — is unaffected</w:t>
+      </w:r>
+      <w:r>
+        <w:t xml:space="preserve"> </w:t>
+      </w:r>
+      <w:r>
+        <w:t xml:space="preserve">throughout.</w:t>
       </w:r>
     </w:p>
     <w:bookmarkEnd w:id="40"/>
-    <w:bookmarkStart w:id="41" w:name="X8aeae421bbd1e89212f1b13ef0b4db982a0e6a9"/>
+    <w:bookmarkStart w:id="41" w:name="appendix-a-reproducibility"/>
+    <w:p>
+      <w:pPr>
+        <w:pStyle w:val="Heading1"/>
+      </w:pPr>
+      <w:r>
+        <w:t xml:space="preserve">Appendix A: Reproducibility</w:t>
+      </w:r>
+    </w:p>
+    <w:p>
+      <w:pPr>
+        <w:pStyle w:val="SourceCode"/>
+      </w:pPr>
+      <w:r>
+        <w:rPr>
+          <w:rStyle w:val="VerbatimChar"/>
+        </w:rPr>
+        <w:t xml:space="preserve">cd perovskite-sim</w:t>
+      </w:r>
+      <w:r>
+        <w:br/>
+      </w:r>
+      <w:r>
+        <w:rPr>
+          <w:rStyle w:val="VerbatimChar"/>
+        </w:rPr>
+        <w:t xml:space="preserve">SOLARLAB_DOS_BAND=1 python scripts/run_scaps_full_regression.py \</w:t>
+      </w:r>
+      <w:r>
+        <w:br/>
+      </w:r>
+      <w:r>
+        <w:rPr>
+          <w:rStyle w:val="VerbatimChar"/>
+        </w:rPr>
+        <w:t xml:space="preserve">    --out-dir outputs/full_dos_ON          # 10-sweep trend verdicts</w:t>
+      </w:r>
+      <w:r>
+        <w:br/>
+      </w:r>
+      <w:r>
+        <w:rPr>
+          <w:rStyle w:val="VerbatimChar"/>
+        </w:rPr>
+        <w:t xml:space="preserve">SOLARLAB_DOS_BAND=1 python scripts/run_scaps_validation.py \</w:t>
+      </w:r>
+      <w:r>
+        <w:br/>
+      </w:r>
+      <w:r>
+        <w:rPr>
+          <w:rStyle w:val="VerbatimChar"/>
+        </w:rPr>
+        <w:t xml:space="preserve">    --config configs/scaps_mirror_v2.yaml --out-dir outputs/dos_ON</w:t>
+      </w:r>
+      <w:r>
+        <w:br/>
+      </w:r>
+      <w:r>
+        <w:rPr>
+          <w:rStyle w:val="VerbatimChar"/>
+        </w:rPr>
+        <w:t xml:space="preserve">SOLARLAB_DOS_BAND=1 python scripts/scaps_validation_figures.py \</w:t>
+      </w:r>
+      <w:r>
+        <w:br/>
+      </w:r>
+      <w:r>
+        <w:rPr>
+          <w:rStyle w:val="VerbatimChar"/>
+        </w:rPr>
+        <w:t xml:space="preserve">    --out ../docs/figures/scaps_validation   # regenerate the overlays</w:t>
+      </w:r>
+    </w:p>
+    <w:p>
+      <w:pPr>
+        <w:pStyle w:val="FirstParagraph"/>
+      </w:pPr>
+      <w:r>
+        <w:t xml:space="preserve">Full technical detail is in</w:t>
+      </w:r>
+      <w:r>
+        <w:t xml:space="preserve"> </w:t>
+      </w:r>
+      <w:r>
+        <w:rPr>
+          <w:rStyle w:val="VerbatimChar"/>
+        </w:rPr>
+        <w:t xml:space="preserve">docs/scaps_validation_report.md</w:t>
+      </w:r>
+      <w:r>
+        <w:t xml:space="preserve">; the V</w:t>
+      </w:r>
+      <w:r>
+        <w:rPr>
+          <w:vertAlign w:val="subscript"/>
+        </w:rPr>
+        <w:t xml:space="preserve">oc</w:t>
+      </w:r>
+      <w:r>
+        <w:t xml:space="preserve"> </w:t>
+      </w:r>
+      <w:r>
+        <w:t xml:space="preserve">root-cause analysis is in</w:t>
+      </w:r>
+      <w:r>
+        <w:t xml:space="preserve"> </w:t>
+      </w:r>
+      <w:r>
+        <w:rPr>
+          <w:rStyle w:val="VerbatimChar"/>
+        </w:rPr>
+        <w:t xml:space="preserve">SolarLab_SCAPS_gap_analysis_corrected.pdf</w:t>
+      </w:r>
+      <w:r>
+        <w:t xml:space="preserve">.</w:t>
+      </w:r>
+    </w:p>
+    <w:bookmarkEnd w:id="41"/>
+    <w:bookmarkStart w:id="42" w:name="X8aeae421bbd1e89212f1b13ef0b4db982a0e6a9"/>
     <w:p>
       <w:pPr>
         <w:pStyle w:val="Heading1"/>
@@ -5369,7 +6026,7 @@
         <w:t xml:space="preserve">corrected-configuration 4 mV (Table 2) is the physically consistent value.</w:t>
       </w:r>
     </w:p>
-    <w:bookmarkEnd w:id="41"/>
+    <w:bookmarkEnd w:id="42"/>
     <w:sectPr/>
   </w:body>
 </w:document>

--- a/docs/partner/SolarLab_SCAPS_validation_2026-06-11.docx
+++ b/docs/partner/SolarLab_SCAPS_validation_2026-06-11.docx
@@ -1379,13 +1379,121 @@
         <w:t xml:space="preserve"> </w:t>
       </w:r>
       <w:r>
-        <w:t xml:space="preserve">(dashed red), four figures of merit per panel, all in the corrected</w:t>
-      </w:r>
-      <w:r>
-        <w:t xml:space="preserve"> </w:t>
-      </w:r>
-      <w:r>
-        <w:t xml:space="preserve">configuration. Grouped by outcome:</w:t>
+        <w:t xml:space="preserve">(dashed red), four figures of merit per panel.</w:t>
+      </w:r>
+      <w:r>
+        <w:t xml:space="preserve"> </w:t>
+      </w:r>
+      <w:r>
+        <w:rPr>
+          <w:bCs/>
+          <w:b/>
+        </w:rPr>
+        <w:t xml:space="preserve">All figures and the Table 2</w:t>
+      </w:r>
+      <w:r>
+        <w:rPr>
+          <w:bCs/>
+          <w:b/>
+        </w:rPr>
+        <w:t xml:space="preserve"> </w:t>
+      </w:r>
+      <w:r>
+        <w:rPr>
+          <w:bCs/>
+          <w:b/>
+        </w:rPr>
+        <w:t xml:space="preserve">scorecard below are the faithful-default mode</w:t>
+      </w:r>
+      <w:r>
+        <w:t xml:space="preserve"> </w:t>
+      </w:r>
+      <w:r>
+        <w:t xml:space="preserve">(</w:t>
+      </w:r>
+      <w:r>
+        <w:rPr>
+          <w:rStyle w:val="VerbatimChar"/>
+        </w:rPr>
+        <w:t xml:space="preserve">dos_band_potentials</w:t>
+      </w:r>
+      <w:r>
+        <w:t xml:space="preserve">, base</w:t>
+      </w:r>
+      <w:r>
+        <w:t xml:space="preserve"> </w:t>
+      </w:r>
+      <w:r>
+        <w:t xml:space="preserve">V</w:t>
+      </w:r>
+      <w:r>
+        <w:rPr>
+          <w:vertAlign w:val="subscript"/>
+        </w:rPr>
+        <w:t xml:space="preserve">oc</w:t>
+      </w:r>
+      <w:r>
+        <w:t xml:space="preserve"> </w:t>
+      </w:r>
+      <w:r>
+        <w:t xml:space="preserve">1.118 V — the device-realistic value of Section 5.z); the SCAPS-emulation</w:t>
+      </w:r>
+      <w:r>
+        <w:t xml:space="preserve"> </w:t>
+      </w:r>
+      <w:r>
+        <w:t xml:space="preserve">mode (</w:t>
+      </w:r>
+      <w:r>
+        <w:rPr>
+          <w:rStyle w:val="VerbatimChar"/>
+        </w:rPr>
+        <w:t xml:space="preserve">het_recomb_despike</w:t>
+      </w:r>
+      <w:r>
+        <w:t xml:space="preserve">, Section 5.z) shifts the base to SCAPS’s 1.168 V and</w:t>
+      </w:r>
+      <w:r>
+        <w:t xml:space="preserve"> </w:t>
+      </w:r>
+      <w:r>
+        <w:t xml:space="preserve">tightens the trend magnitudes as tabulated there (e.g. CBO 80 to 85 %, bulk</w:t>
+      </w:r>
+      <w:r>
+        <w:t xml:space="preserve"> </w:t>
+      </w:r>
+      <w:r>
+        <w:t xml:space="preserve">N</w:t>
+      </w:r>
+      <w:r>
+        <w:rPr>
+          <w:vertAlign w:val="subscript"/>
+        </w:rPr>
+        <w:t xml:space="preserve">t</w:t>
+      </w:r>
+      <w:r>
+        <w:t xml:space="preserve"> </w:t>
+      </w:r>
+      <w:r>
+        <w:t xml:space="preserve">11 to 69 %, interface N</w:t>
+      </w:r>
+      <w:r>
+        <w:rPr>
+          <w:vertAlign w:val="subscript"/>
+        </w:rPr>
+        <w:t xml:space="preserve">t</w:t>
+      </w:r>
+      <w:r>
+        <w:t xml:space="preserve"> </w:t>
+      </w:r>
+      <w:r>
+        <w:t xml:space="preserve">53 to 72 %) without changing any sweep</w:t>
+      </w:r>
+      <w:r>
+        <w:t xml:space="preserve"> </w:t>
+      </w:r>
+      <w:r>
+        <w:t xml:space="preserve">direction. Grouped by outcome (faithful default):</w:t>
       </w:r>
     </w:p>
     <w:p>
@@ -3121,7 +3229,23 @@
         <w:pStyle w:val="BodyText"/>
       </w:pPr>
       <w:r>
-        <w:t xml:space="preserve">Table 2. Per-sweep scorecard, corrected configuration (V</w:t>
+        <w:t xml:space="preserve">Table 2. Per-sweep scorecard,</w:t>
+      </w:r>
+      <w:r>
+        <w:t xml:space="preserve"> </w:t>
+      </w:r>
+      <w:r>
+        <w:rPr>
+          <w:bCs/>
+          <w:b/>
+        </w:rPr>
+        <w:t xml:space="preserve">faithful-default mode</w:t>
+      </w:r>
+      <w:r>
+        <w:t xml:space="preserve"> </w:t>
+      </w:r>
+      <w:r>
+        <w:t xml:space="preserve">(V</w:t>
       </w:r>
       <w:r>
         <w:rPr>
@@ -3139,7 +3263,55 @@
         <w:t xml:space="preserve"> </w:t>
       </w:r>
       <w:r>
-        <w:t xml:space="preserve">physically well-posed points).</w:t>
+        <w:t xml:space="preserve">physically well-posed points). The SCAPS-emulation mode of Section 5.z tightens</w:t>
+      </w:r>
+      <w:r>
+        <w:t xml:space="preserve"> </w:t>
+      </w:r>
+      <w:r>
+        <w:t xml:space="preserve">these magnitudes (CBO 85 %, bulk N</w:t>
+      </w:r>
+      <w:r>
+        <w:rPr>
+          <w:vertAlign w:val="subscript"/>
+        </w:rPr>
+        <w:t xml:space="preserve">t</w:t>
+      </w:r>
+      <w:r>
+        <w:t xml:space="preserve"> </w:t>
+      </w:r>
+      <w:r>
+        <w:t xml:space="preserve">69 %, interface N</w:t>
+      </w:r>
+      <w:r>
+        <w:rPr>
+          <w:vertAlign w:val="subscript"/>
+        </w:rPr>
+        <w:t xml:space="preserve">t</w:t>
+      </w:r>
+      <w:r>
+        <w:t xml:space="preserve"> </w:t>
+      </w:r>
+      <w:r>
+        <w:t xml:space="preserve">72 %) and matches the</w:t>
+      </w:r>
+      <w:r>
+        <w:t xml:space="preserve"> </w:t>
+      </w:r>
+      <w:r>
+        <w:t xml:space="preserve">base V</w:t>
+      </w:r>
+      <w:r>
+        <w:rPr>
+          <w:vertAlign w:val="subscript"/>
+        </w:rPr>
+        <w:t xml:space="preserve">oc</w:t>
+      </w:r>
+      <w:r>
+        <w:t xml:space="preserve"> </w:t>
+      </w:r>
+      <w:r>
+        <w:t xml:space="preserve">to within 1 mV; all sweep directions are identical in both modes.</w:t>
       </w:r>
     </w:p>
     <w:bookmarkEnd w:id="35"/>

--- a/docs/partner/SolarLab_SCAPS_validation_2026-06-11.docx
+++ b/docs/partner/SolarLab_SCAPS_validation_2026-06-11.docx
@@ -5256,7 +5256,83 @@
         <w:pStyle w:val="BodyText"/>
       </w:pPr>
       <w:r>
-        <w:t xml:space="preserve">The</w:t>
+        <w:t xml:space="preserve">Two of the eleven sweeps — ETL donor doping and the HTL/PVK interface</w:t>
+      </w:r>
+      <w:r>
+        <w:t xml:space="preserve"> </w:t>
+      </w:r>
+      <w:r>
+        <w:t xml:space="preserve">defect density — reverse or flatten in</w:t>
+      </w:r>
+      <w:r>
+        <w:t xml:space="preserve"> </w:t>
+      </w:r>
+      <w:r>
+        <w:rPr>
+          <w:iCs/>
+          <w:i/>
+        </w:rPr>
+        <w:t xml:space="preserve">direction</w:t>
+      </w:r>
+      <w:r>
+        <w:t xml:space="preserve"> </w:t>
+      </w:r>
+      <w:r>
+        <w:t xml:space="preserve">on the fast transient path,</w:t>
+      </w:r>
+      <w:r>
+        <w:t xml:space="preserve"> </w:t>
+      </w:r>
+      <w:r>
+        <w:t xml:space="preserve">because that path samples interface recombination at bulk grid nodes rather</w:t>
+      </w:r>
+      <w:r>
+        <w:t xml:space="preserve"> </w:t>
+      </w:r>
+      <w:r>
+        <w:t xml:space="preserve">than the interface plane. Routing those sweeps through the steady-state driver</w:t>
+      </w:r>
+      <w:r>
+        <w:t xml:space="preserve"> </w:t>
+      </w:r>
+      <w:r>
+        <w:t xml:space="preserve">with explicit interface-plane carrier states recovers the correct direction:</w:t>
+      </w:r>
+      <w:r>
+        <w:t xml:space="preserve"> </w:t>
+      </w:r>
+      <w:r>
+        <w:t xml:space="preserve">the ETL-doping V</w:t>
+      </w:r>
+      <w:r>
+        <w:rPr>
+          <w:vertAlign w:val="subscript"/>
+        </w:rPr>
+        <w:t xml:space="preserve">oc</w:t>
+      </w:r>
+      <w:r>
+        <w:t xml:space="preserve"> </w:t>
+      </w:r>
+      <w:r>
+        <w:t xml:space="preserve">rises with doping (+105 mV measured versus SCAPS’s +48,</w:t>
+      </w:r>
+      <w:r>
+        <w:t xml:space="preserve"> </w:t>
+      </w:r>
+      <w:r>
+        <w:t xml:space="preserve">direction matched) and the HTL/PVK interface response drops with defect density</w:t>
+      </w:r>
+      <w:r>
+        <w:t xml:space="preserve"> </w:t>
+      </w:r>
+      <w:r>
+        <w:t xml:space="preserve">(−29 mV versus SCAPS’s −5, direction matched). With the interface-plane states</w:t>
+      </w:r>
+      <w:r>
+        <w:t xml:space="preserve"> </w:t>
+      </w:r>
+      <w:r>
+        <w:t xml:space="preserve">active,</w:t>
       </w:r>
       <w:r>
         <w:t xml:space="preserve"> </w:t>
@@ -5266,25 +5342,70 @@
           <w:bCs/>
           <w:b/>
         </w:rPr>
+        <w:t xml:space="preserve">all eleven sweep directions reproduce SCAPS</w:t>
+      </w:r>
+      <w:r>
+        <w:t xml:space="preserve">; the two recovered</w:t>
+      </w:r>
+      <w:r>
+        <w:t xml:space="preserve"> </w:t>
+      </w:r>
+      <w:r>
+        <w:t xml:space="preserve">sweeps then over-respond in magnitude (the interface-plane channel is</w:t>
+      </w:r>
+      <w:r>
+        <w:t xml:space="preserve"> </w:t>
+      </w:r>
+      <w:r>
+        <w:t xml:space="preserve">over-strong — its carrier-density calibration is the named residual, scoped to</w:t>
+      </w:r>
+      <w:r>
+        <w:t xml:space="preserve"> </w:t>
+      </w:r>
+      <w:r>
+        <w:t xml:space="preserve">the steady-state interface-physics work).</w:t>
+      </w:r>
+    </w:p>
+    <w:p>
+      <w:pPr>
+        <w:pStyle w:val="BodyText"/>
+      </w:pPr>
+      <w:r>
+        <w:t xml:space="preserve">The</w:t>
+      </w:r>
+      <w:r>
+        <w:t xml:space="preserve"> </w:t>
+      </w:r>
+      <w:r>
+        <w:rPr>
+          <w:bCs/>
+          <w:b/>
+        </w:rPr>
         <w:t xml:space="preserve">trends</w:t>
       </w:r>
       <w:r>
         <w:t xml:space="preserve"> </w:t>
       </w:r>
       <w:r>
-        <w:t xml:space="preserve">reproduce faithfully in both modes — every sweep direction</w:t>
-      </w:r>
-      <w:r>
-        <w:t xml:space="preserve"> </w:t>
-      </w:r>
-      <w:r>
-        <w:t xml:space="preserve">matches, with magnitudes at 53–87 % of SCAPS through the interface-plane</w:t>
-      </w:r>
-      <w:r>
-        <w:t xml:space="preserve"> </w:t>
-      </w:r>
-      <w:r>
-        <w:t xml:space="preserve">sampling; the residual magnitude gap is SCAPS’s specific thermionic-emission /</w:t>
+        <w:t xml:space="preserve">therefore reproduce faithfully — every sweep direction</w:t>
+      </w:r>
+      <w:r>
+        <w:t xml:space="preserve"> </w:t>
+      </w:r>
+      <w:r>
+        <w:t xml:space="preserve">matches (the two interface-doping sweeps via the interface-plane states above),</w:t>
+      </w:r>
+      <w:r>
+        <w:t xml:space="preserve"> </w:t>
+      </w:r>
+      <w:r>
+        <w:t xml:space="preserve">with magnitudes at 53–87 % of SCAPS; the residual magnitude gap is SCAPS’s</w:t>
+      </w:r>
+      <w:r>
+        <w:t xml:space="preserve"> </w:t>
+      </w:r>
+      <w:r>
+        <w:t xml:space="preserve">specific thermionic-emission /</w:t>
       </w:r>
       <w:r>
         <w:t xml:space="preserve"> </w:t>

--- a/docs/partner/SolarLab_SCAPS_validation_2026-06-11.docx
+++ b/docs/partner/SolarLab_SCAPS_validation_2026-06-11.docx
@@ -1389,7 +1389,7 @@
           <w:bCs/>
           <w:b/>
         </w:rPr>
-        <w:t xml:space="preserve">All figures and the Table 2</w:t>
+        <w:t xml:space="preserve">The figures and Table 2</w:t>
       </w:r>
       <w:r>
         <w:rPr>
@@ -1403,7 +1403,7 @@
           <w:bCs/>
           <w:b/>
         </w:rPr>
-        <w:t xml:space="preserve">scorecard below are the faithful-default mode</w:t>
+        <w:t xml:space="preserve">scorecard are the faithful-default mode</w:t>
       </w:r>
       <w:r>
         <w:t xml:space="preserve"> </w:t>
@@ -1493,7 +1493,37 @@
         <w:t xml:space="preserve"> </w:t>
       </w:r>
       <w:r>
-        <w:t xml:space="preserve">direction. Grouped by outcome (faithful default):</w:t>
+        <w:t xml:space="preserve">direction. (The two interface-doping figures — ETL donor doping and HTL/PVK</w:t>
+      </w:r>
+      <w:r>
+        <w:t xml:space="preserve"> </w:t>
+      </w:r>
+      <w:r>
+        <w:t xml:space="preserve">interface N</w:t>
+      </w:r>
+      <w:r>
+        <w:rPr>
+          <w:vertAlign w:val="subscript"/>
+        </w:rPr>
+        <w:t xml:space="preserve">t</w:t>
+      </w:r>
+      <w:r>
+        <w:t xml:space="preserve"> </w:t>
+      </w:r>
+      <w:r>
+        <w:t xml:space="preserve">— are shown in the interface-plane-states mode, where their</w:t>
+      </w:r>
+      <w:r>
+        <w:t xml:space="preserve"> </w:t>
+      </w:r>
+      <w:r>
+        <w:t xml:space="preserve">direction reverses to match SCAPS as explained in Section 5.z; on the faithful</w:t>
+      </w:r>
+      <w:r>
+        <w:t xml:space="preserve"> </w:t>
+      </w:r>
+      <w:r>
+        <w:t xml:space="preserve">transient path those two flatten/reverse.) Grouped by outcome (faithful default):</w:t>
       </w:r>
     </w:p>
     <w:p>
